--- a/swh/docx/001.content.docx
+++ b/swh/docx/001.content.docx
@@ -218,18 +218,12 @@
         </w:rPr>
         <w:t xml:space="preserve"> ni neno la Kiaramu la "baba." Kiaramu ilikuwa lugha ambayo watu walioishi </w:t>
       </w:r>
-      <w:hyperlink r:id="rId13">
-        <w:r>
-          <w:rPr>
-            <w:lang w:val="sw_KE" w:bidi="sw_KE"/>
-          </w:rPr>
-          <w:rPr>
-            <w:color w:val="0000EE"/>
-            <w:u w:val="single"/>
-          </w:rPr>
-          <w:t>Israeli</w:t>
-        </w:r>
-      </w:hyperlink>
+      <w:r>
+        <w:rPr>
+          <w:lang w:val="sw_KE" w:bidi="sw_KE"/>
+        </w:rPr>
+        <w:t>Israeli</w:t>
+      </w:r>
       <w:r>
         <w:rPr>
           <w:lang w:val="sw_KE" w:bidi="sw_KE"/>
@@ -238,47 +232,371 @@
       </w:r>
       <w:r>
         <w:rPr>
+          <w:lang w:val="sw_KE" w:bidi="sw_KE"/>
+        </w:rPr>
+        <w:t>anapomwomba</w:t>
+      </w:r>
+      <w:r>
+        <w:rPr>
+          <w:lang w:val="sw_KE" w:bidi="sw_KE"/>
+        </w:rPr>
+        <w:t xml:space="preserve"> Mungu kabla ya kukamatwa na kisha </w:t>
+      </w:r>
+      <w:r>
+        <w:rPr>
+          <w:lang w:val="sw_KE" w:bidi="sw_KE"/>
+        </w:rPr>
+        <w:t>kusulubiwa</w:t>
+      </w:r>
+      <w:r>
+        <w:rPr>
+          <w:lang w:val="sw_KE" w:bidi="sw_KE"/>
+        </w:rPr>
+        <w:t xml:space="preserve">. Paulo baadaye aliandika katika barua zake kwamba </w:t>
+      </w:r>
+      <w:r>
+        <w:rPr>
+          <w:lang w:val="sw_KE" w:bidi="sw_KE"/>
+        </w:rPr>
+        <w:t>Roho Mtakatifu</w:t>
+      </w:r>
+      <w:r>
+        <w:rPr>
+          <w:lang w:val="sw_KE" w:bidi="sw_KE"/>
+        </w:rPr>
+        <w:t xml:space="preserve"> anatufanya tuseme "abba, baba!" kwa Mungu. Hii inamaanisha kwamba kwa sababu ya Roho Mtakatifu, tunaweza kuwa na uhusiano sawa wa karibu na Mungu kama mtoto alivyo na baba yake-kama vile Yesu alivyokuwa.</w:t>
+      </w:r>
+      <w:r>
+        <w:rPr>
+          <w:lang w:val="sw_KE" w:bidi="sw_KE"/>
+        </w:rPr>
+      </w:r>
+      <w:r>
+        <w:rPr>
+          <w:lang w:val="sw_KE" w:bidi="sw_KE"/>
+        </w:rPr>
+      </w:r>
+    </w:p>
+    <w:p>
+      <w:pPr/>
+      <w:r>
+        <w:rPr>
+          <w:lang w:val="sw_KE" w:bidi="sw_KE"/>
+        </w:rPr>
+      </w:r>
+    </w:p>
+    <w:p>
+      <w:pPr>
+        <w:pStyle w:val="Heading2"/>
+      </w:pPr>
+      <w:r>
+        <w:rPr>
+          <w:lang w:val="sw_KE" w:bidi="sw_KE"/>
+        </w:rPr>
+        <w:t>Abrahamu</w:t>
+      </w:r>
+      <w:r>
+        <w:rPr>
+          <w:lang w:val="sw_KE" w:bidi="sw_KE"/>
+        </w:rPr>
+      </w:r>
+    </w:p>
+    <w:p>
+      <w:pPr/>
+      <w:r>
+        <w:rPr>
+          <w:lang w:val="sw_KE" w:bidi="sw_KE"/>
+        </w:rPr>
+      </w:r>
+      <w:r>
+        <w:rPr>
           <w:b/>
           <w:lang w:val="sw_KE" w:bidi="sw_KE"/>
         </w:rPr>
-        <w:t>anapomwomba</w:t>
-      </w:r>
-      <w:r>
-        <w:rPr>
-          <w:lang w:val="sw_KE" w:bidi="sw_KE"/>
-        </w:rPr>
-        <w:t xml:space="preserve"> Mungu kabla ya kukamatwa na kisha </w:t>
+        <w:t>Ibrahimu</w:t>
+      </w:r>
+      <w:r>
+        <w:rPr>
+          <w:lang w:val="sw_KE" w:bidi="sw_KE"/>
+        </w:rPr>
+        <w:t xml:space="preserve"> alikuwa babu wa kwanza wa </w:t>
+      </w:r>
+      <w:r>
+        <w:rPr>
+          <w:lang w:val="sw_KE" w:bidi="sw_KE"/>
+        </w:rPr>
+        <w:t>Waisraeli</w:t>
+      </w:r>
+      <w:r>
+        <w:rPr>
+          <w:lang w:val="sw_KE" w:bidi="sw_KE"/>
+        </w:rPr>
+        <w:t xml:space="preserve">, </w:t>
+      </w:r>
+      <w:r>
+        <w:rPr>
+          <w:lang w:val="sw_KE" w:bidi="sw_KE"/>
+        </w:rPr>
+        <w:t>Wayahudi</w:t>
+      </w:r>
+      <w:r>
+        <w:rPr>
+          <w:lang w:val="sw_KE" w:bidi="sw_KE"/>
+        </w:rPr>
+        <w:t>. Jina la Ibrahimu lilikuwa Abramu, lakini Mungu baadaye alibadili jina lake kuwa Ibrahimu. Ibrahimu anamaanisha "baba wa mataifa mengi."</w:t>
+      </w:r>
+    </w:p>
+    <w:p>
+      <w:pPr/>
+      <w:r>
+        <w:rPr>
+          <w:lang w:val="sw_KE" w:bidi="sw_KE"/>
+        </w:rPr>
+      </w:r>
+      <w:r>
+        <w:rPr>
+          <w:lang w:val="sw_KE" w:bidi="sw_KE"/>
+        </w:rPr>
+        <w:t xml:space="preserve">Ibrahimu aliishi karibu miaka elfu mbili kabla ya kuzaliwa kwa Yesu. Kwanza aliishi katika eneo linaloitwa Uru, ambayo ilikuwa mahali fulani mashariki ya </w:t>
+      </w:r>
+      <w:r>
+        <w:rPr>
+          <w:lang w:val="sw_KE" w:bidi="sw_KE"/>
+        </w:rPr>
+        <w:t>Israeli</w:t>
+      </w:r>
+      <w:r>
+        <w:rPr>
+          <w:lang w:val="sw_KE" w:bidi="sw_KE"/>
+        </w:rPr>
+        <w:t xml:space="preserve">. Baba wa Ibrahimu Tera alichukua wana wake na wake zao pamoja naye na kuondoka Uru, kwa sababu alitaka kwenda kwenye nchi inayoitwa </w:t>
+      </w:r>
+      <w:r>
+        <w:rPr>
+          <w:lang w:val="sw_KE" w:bidi="sw_KE"/>
+        </w:rPr>
+        <w:t>Kanaani</w:t>
+      </w:r>
+      <w:r>
+        <w:rPr>
+          <w:lang w:val="sw_KE" w:bidi="sw_KE"/>
+        </w:rPr>
+        <w:t xml:space="preserve">, lakini alisimama katika mahali inayoitwa Harani. Hii bado ilikuwa mbali sana na Kanaani. Familia ilianza kuishi huko, na baada ya wakati fulani baba ya Ibrahimu alikufa. Ibrahimu na familia yake hawakumjua Mungu; </w:t>
+      </w:r>
+      <w:r>
+        <w:rPr>
+          <w:lang w:val="sw_KE" w:bidi="sw_KE"/>
+        </w:rPr>
+        <w:t>waliabudu</w:t>
+      </w:r>
+      <w:r>
+        <w:rPr>
+          <w:lang w:val="sw_KE" w:bidi="sw_KE"/>
+        </w:rPr>
+        <w:t xml:space="preserve"> </w:t>
+      </w:r>
+      <w:r>
+        <w:rPr>
+          <w:lang w:val="sw_KE" w:bidi="sw_KE"/>
+        </w:rPr>
+        <w:t>sanamu</w:t>
+      </w:r>
+      <w:r>
+        <w:rPr>
+          <w:lang w:val="sw_KE" w:bidi="sw_KE"/>
+        </w:rPr>
+        <w:t>.</w:t>
+      </w:r>
+    </w:p>
+    <w:p>
+      <w:pPr/>
+      <w:r>
+        <w:rPr>
+          <w:lang w:val="sw_KE" w:bidi="sw_KE"/>
+        </w:rPr>
+      </w:r>
+      <w:r>
+        <w:rPr>
+          <w:lang w:val="sw_KE" w:bidi="sw_KE"/>
+        </w:rPr>
+        <w:t xml:space="preserve">Ibrahimu alikuwa na umri wa miaka 75, Mungu alizungumza naye. Mungu alimwambia aondoke nyuma ya nchi yake, na aende mahali ambapo Mungu angemwonya. Mungu alisema kwamba angembariki </w:t>
+      </w:r>
+      <w:r>
+        <w:rPr>
+          <w:lang w:val="sw_KE" w:bidi="sw_KE"/>
+        </w:rPr>
+        <w:t>Ibrahimu</w:t>
+      </w:r>
+      <w:r>
+        <w:rPr>
+          <w:lang w:val="sw_KE" w:bidi="sw_KE"/>
+        </w:rPr>
+        <w:t xml:space="preserve">, kwamba angefanya taifa kubwa </w:t>
+      </w:r>
+      <w:r>
+        <w:rPr>
+          <w:lang w:val="sw_KE" w:bidi="sw_KE"/>
+        </w:rPr>
+        <w:t>kutoka</w:t>
+      </w:r>
+      <w:r>
+        <w:rPr>
+          <w:lang w:val="sw_KE" w:bidi="sw_KE"/>
+        </w:rPr>
+        <w:t xml:space="preserve"> kwake, na kwamba Mungu angabariki mataifa yote ya ulimwengu kupitia Ibrahimu. Na Ibrahimu alimtii Mungu! Pamoja na mke wake Sara na mpwa wake Lutu alianza safari ndefu. Alipokuja Kanaani, Mungu alimwambia kwamba hii ilikuwa nchi ambayo angempatia Ibrahimu na </w:t>
+      </w:r>
+      <w:r>
+        <w:rPr>
+          <w:lang w:val="sw_KE" w:bidi="sw_KE"/>
+        </w:rPr>
+        <w:t>uzao</w:t>
+      </w:r>
+      <w:r>
+        <w:rPr>
+          <w:lang w:val="sw_KE" w:bidi="sw_KE"/>
+        </w:rPr>
+        <w:t xml:space="preserve"> wake.</w:t>
+      </w:r>
+    </w:p>
+    <w:p>
+      <w:pPr/>
+      <w:r>
+        <w:rPr>
+          <w:lang w:val="sw_KE" w:bidi="sw_KE"/>
+        </w:rPr>
+      </w:r>
+      <w:r>
+        <w:rPr>
+          <w:lang w:val="sw_KE" w:bidi="sw_KE"/>
+        </w:rPr>
+        <w:t xml:space="preserve">Hata hivyo, Ibrahimu hakuwa na wazao wowote bado. Hakuwa na watoto, na tayari alikuwa mtu mzee! Lakini </w:t>
+      </w:r>
+      <w:r>
+        <w:rPr>
+          <w:lang w:val="sw_KE" w:bidi="sw_KE"/>
+        </w:rPr>
+        <w:t>aliamini ahadi</w:t>
+      </w:r>
+      <w:r>
+        <w:rPr>
+          <w:lang w:val="sw_KE" w:bidi="sw_KE"/>
+        </w:rPr>
+        <w:t xml:space="preserve"> ya Mungu. Na Mungu alifurahia sana na imani ya Ibrahimu, na kwa hivyo alimkubali Ibrahimu kama mtu ambaye Mungu angeweza kuwa na uhusiano mzuri.</w:t>
+      </w:r>
+    </w:p>
+    <w:p>
+      <w:pPr/>
+      <w:r>
+        <w:rPr>
+          <w:lang w:val="sw_KE" w:bidi="sw_KE"/>
+        </w:rPr>
+      </w:r>
+      <w:r>
+        <w:rPr>
+          <w:lang w:val="sw_KE" w:bidi="sw_KE"/>
+        </w:rPr>
+        <w:t>Lakini Ibrahimu bado alipaswa kusubiri muda mrefu kabla ya Mungu kumpa uzao wowote. Alipaswa kusubiri miaka 25 zaidi, na wakati huo alifanya makosa kadhaa na wakati mwingine alisahau kumwamini Mungu. Lakini hatimaye, Ibrahimu alikuwa na umri wa miaka 100 na mke wake Sara alikuwa na umri wa miaka 90, Sara alizaa mwana. Ibrahimu na Sara walikuwa na furaha kama nini! Na walimwita mwana wao "Isaka," ambayo inamaanisha kicheko.</w:t>
+      </w:r>
+    </w:p>
+    <w:p>
+      <w:pPr/>
+      <w:r>
+        <w:rPr>
+          <w:lang w:val="sw_KE" w:bidi="sw_KE"/>
+        </w:rPr>
+      </w:r>
+      <w:r>
+        <w:rPr>
+          <w:lang w:val="sw_KE" w:bidi="sw_KE"/>
+        </w:rPr>
+        <w:t>Kisha, baada ya miaka fulani, Mungu alimpa Ibrahimu mtihani mgumu sana. Mungu alimwambia Ibrahimu kwamba alipaswa kumtoa mwana wake Isaka dhabihu. Alipaswa kumuua Isaka, na kumchoma kama zawadi ya Mungu! Lakini kwa sasa Ibrahimu alikuwa amejifunza kumwamini Mungu, na alitii. Na wakati Ibrahimu alikuwa ameinua kisu yake ili kumuua mwana wake, Mungu alimzuia na kumsifu Ibrahimu! Na Mungu alisema kwamba kwa sababu Ibrahimu alikuwa ameonyesha kwamba alimwamini sana Mungu na alikuwa amemtii, sasa baraka ambayo Mungu alikuwa ameahidi kumpa Ibrahimu ingeendelea pia kwa Isaka, na vizazi vingine vya Ibrahimu. Kupitia uzao wa Ibrahimu watu wote wa ulimwengu wangebarikiwa!</w:t>
+      </w:r>
+    </w:p>
+    <w:p>
+      <w:pPr/>
+      <w:r>
+        <w:rPr>
+          <w:lang w:val="sw_KE" w:bidi="sw_KE"/>
+        </w:rPr>
+      </w:r>
+      <w:r>
+        <w:rPr>
+          <w:lang w:val="sw_KE" w:bidi="sw_KE"/>
+        </w:rPr>
+        <w:t>Na hivyo, Isaka alikua na alikuwa na wana wawili. Mwana wa mwisho alikuwa Yakobo. Jina la Yakobo lilibadilishwa kuwa Israeli. Yakobo, au Israeli, alikuwa na wana 12. Wanaume wa wana hawa 12 wakawa makabila 12 ya Israeli. Walikuwa taifa kubwa. Na mmoja wa wazao wao alikuwa Yesu! Na kwa njia ya Yesu, watu wote wa ulimwengu wamebarikiwa. Mungu ametekeleza ahadi yake kwa Ibrahimu!</w:t>
+      </w:r>
+      <w:r>
+        <w:rPr>
+          <w:lang w:val="sw_KE" w:bidi="sw_KE"/>
+        </w:rPr>
+      </w:r>
+      <w:r>
+        <w:rPr>
+          <w:lang w:val="sw_KE" w:bidi="sw_KE"/>
+        </w:rPr>
+      </w:r>
+    </w:p>
+    <w:p>
+      <w:pPr/>
+      <w:r>
+        <w:rPr>
+          <w:lang w:val="sw_KE" w:bidi="sw_KE"/>
+        </w:rPr>
+      </w:r>
+    </w:p>
+    <w:p>
+      <w:pPr>
+        <w:pStyle w:val="Heading2"/>
+      </w:pPr>
+      <w:r>
+        <w:rPr>
+          <w:lang w:val="sw_KE" w:bidi="sw_KE"/>
+        </w:rPr>
+        <w:t>adonai</w:t>
+      </w:r>
+      <w:r>
+        <w:rPr>
+          <w:lang w:val="sw_KE" w:bidi="sw_KE"/>
+        </w:rPr>
+      </w:r>
+    </w:p>
+    <w:p>
+      <w:pPr/>
+      <w:r>
+        <w:rPr>
+          <w:lang w:val="sw_KE" w:bidi="sw_KE"/>
+        </w:rPr>
+      </w:r>
+      <w:r>
+        <w:rPr>
+          <w:lang w:val="sw_KE" w:bidi="sw_KE"/>
+        </w:rPr>
+        <w:t xml:space="preserve">Neno </w:t>
       </w:r>
       <w:r>
         <w:rPr>
           <w:b/>
           <w:lang w:val="sw_KE" w:bidi="sw_KE"/>
         </w:rPr>
-        <w:t>kusulubiwa</w:t>
-      </w:r>
-      <w:r>
-        <w:rPr>
-          <w:lang w:val="sw_KE" w:bidi="sw_KE"/>
-        </w:rPr>
-        <w:t xml:space="preserve">. Paulo baadaye aliandika katika barua zake kwamba </w:t>
-      </w:r>
-      <w:hyperlink r:id="rId14">
-        <w:r>
-          <w:rPr>
-            <w:lang w:val="sw_KE" w:bidi="sw_KE"/>
-          </w:rPr>
-          <w:rPr>
-            <w:color w:val="0000EE"/>
-            <w:u w:val="single"/>
-          </w:rPr>
-          <w:t>Roho Mtakatifu</w:t>
-        </w:r>
-      </w:hyperlink>
-      <w:r>
-        <w:rPr>
-          <w:lang w:val="sw_KE" w:bidi="sw_KE"/>
-        </w:rPr>
-        <w:t xml:space="preserve"> anatufanya tuseme "abba, baba!" kwa Mungu. Hii inamaanisha kwamba kwa sababu ya Roho Mtakatifu, tunaweza kuwa na uhusiano sawa wa karibu na Mungu kama mtoto alivyo na baba yake-kama vile Yesu alivyokuwa.</w:t>
+        <w:t>Adonai</w:t>
+      </w:r>
+      <w:r>
+        <w:rPr>
+          <w:lang w:val="sw_KE" w:bidi="sw_KE"/>
+        </w:rPr>
+        <w:t xml:space="preserve"> ni neno katika lugha ya Kiebrania, ambayo ni lugha ya Agano la Kale. Adonai inamaanisha bwana, au mkuu. </w:t>
+      </w:r>
+      <w:r>
+        <w:rPr>
+          <w:lang w:val="sw_KE" w:bidi="sw_KE"/>
+        </w:rPr>
+        <w:t>Wayahudi</w:t>
+      </w:r>
+      <w:r>
+        <w:rPr>
+          <w:lang w:val="sw_KE" w:bidi="sw_KE"/>
+        </w:rPr>
+        <w:t xml:space="preserve"> mara nyingi wanatumia neno hili kama cheo cha heshima kuzungumza kuhusu Mungu.</w:t>
       </w:r>
       <w:r>
         <w:rPr>
@@ -307,7 +625,7 @@
         <w:rPr>
           <w:lang w:val="sw_KE" w:bidi="sw_KE"/>
         </w:rPr>
-        <w:t>Abrahamu</w:t>
+        <w:t>agano</w:t>
       </w:r>
       <w:r>
         <w:rPr>
@@ -324,42 +642,363 @@
       </w:r>
       <w:r>
         <w:rPr>
+          <w:lang w:val="sw_KE" w:bidi="sw_KE"/>
+        </w:rPr>
+        <w:t xml:space="preserve">Watu wanapofanya </w:t>
+      </w:r>
+      <w:r>
+        <w:rPr>
           <w:b/>
           <w:lang w:val="sw_KE" w:bidi="sw_KE"/>
         </w:rPr>
+        <w:t>agano</w:t>
+      </w:r>
+      <w:r>
+        <w:rPr>
+          <w:lang w:val="sw_KE" w:bidi="sw_KE"/>
+        </w:rPr>
+        <w:t>, wanafanya ahadi ya dhati kwa kila mmoja ambayo hawawezi kuvunja. Watu wanapofanya agano, wanasema kwamba wanataka kuwa na uhusiano mzuri na kila mmoja. Kwa hivyo, watu wanaofanya agano wakati mwingine, wanamuita ndugu mwingine, au baba, au mwana. Agano ni la daima.</w:t>
+      </w:r>
+    </w:p>
+    <w:p>
+      <w:pPr/>
+      <w:r>
+        <w:rPr>
+          <w:lang w:val="sw_KE" w:bidi="sw_KE"/>
+        </w:rPr>
+      </w:r>
+      <w:r>
+        <w:rPr>
+          <w:lang w:val="sw_KE" w:bidi="sw_KE"/>
+        </w:rPr>
+        <w:t xml:space="preserve">Watu wanapofanya agano, wanaapa </w:t>
+      </w:r>
+      <w:r>
+        <w:rPr>
+          <w:lang w:val="sw_KE" w:bidi="sw_KE"/>
+        </w:rPr>
+        <w:t>kiapo</w:t>
+      </w:r>
+      <w:r>
+        <w:rPr>
+          <w:lang w:val="sw_KE" w:bidi="sw_KE"/>
+        </w:rPr>
+        <w:t>. Katika kiapo wanasema "Nitatimiza ahadi yangu. Ikiwa sitafanya hivyo, Mungu anaweza kuniadhibu." Wanaweza kufanya mila ambalo linaashiria adhabu ambalo Mungu atawapa ikiwa watavunja kiapo chao. Kwa mfano, watu walipofanya agano na kila mmoja wao, wanaweza kumuua kila mnyama. Hili liliwakumbusha kwamba ikiwa mmoja wao alivunja agano, Mungu angewaadhibu. Mara nyingi, kula chakula pamoja pia ilikuwa sehemu ya mila ya agano.</w:t>
+      </w:r>
+    </w:p>
+    <w:p>
+      <w:pPr/>
+      <w:r>
+        <w:rPr>
+          <w:lang w:val="sw_KE" w:bidi="sw_KE"/>
+        </w:rPr>
+      </w:r>
+      <w:r>
+        <w:rPr>
+          <w:lang w:val="sw_KE" w:bidi="sw_KE"/>
+        </w:rPr>
+        <w:t xml:space="preserve">Watu binafsi au familia nzima zinaweza kufanya agano na kila mmoja. Nchi au makundi ya watu pia yangeweza kufanya agano na kila mmoja. Kwa mfano wanaweza kuahidi kwamba hawangepigana na kwamba wangesaidia kikundi kingine ikiwa kikundi hicho kilikuwa na tatizo. Kwa kufanya agano na kila mmoja, walikuwa wakisema kwamba walitaka kuwa na </w:t>
+      </w:r>
+      <w:r>
+        <w:rPr>
+          <w:b/>
+          <w:lang w:val="sw_KE" w:bidi="sw_KE"/>
+        </w:rPr>
+        <w:t>uhusiano</w:t>
+      </w:r>
+      <w:r>
+        <w:rPr>
+          <w:lang w:val="sw_KE" w:bidi="sw_KE"/>
+        </w:rPr>
+        <w:t xml:space="preserve"> mzuri na kila mmoja. Katika uhusiano huu, pande zote mbili zilikuwa sawa. Walikuwa na uchaguzi ikiwa wafanye agano na kila mmoja au la, na wangeweza kukubaliana pamoja kuhusu kile walichotaka kuahidi kila mmoja. Katika agano la kale, watu wa </w:t>
+      </w:r>
+      <w:r>
+        <w:rPr>
+          <w:lang w:val="sw_KE" w:bidi="sw_KE"/>
+        </w:rPr>
+        <w:t>Israeli</w:t>
+      </w:r>
+      <w:r>
+        <w:rPr>
+          <w:lang w:val="sw_KE" w:bidi="sw_KE"/>
+        </w:rPr>
+        <w:t xml:space="preserve"> wakati mwingine walifanya agano na watu kutoka taifa </w:t>
+      </w:r>
+      <w:r>
+        <w:rPr>
+          <w:lang w:val="sw_KE" w:bidi="sw_KE"/>
+        </w:rPr>
+        <w:t>lingine</w:t>
+      </w:r>
+      <w:r>
+        <w:rPr>
+          <w:lang w:val="sw_KE" w:bidi="sw_KE"/>
+        </w:rPr>
+        <w:t>.</w:t>
+      </w:r>
+    </w:p>
+    <w:p>
+      <w:pPr/>
+      <w:r>
+        <w:rPr>
+          <w:lang w:val="sw_KE" w:bidi="sw_KE"/>
+        </w:rPr>
+      </w:r>
+      <w:r>
+        <w:rPr>
+          <w:lang w:val="sw_KE" w:bidi="sw_KE"/>
+        </w:rPr>
+        <w:t>Mfalme</w:t>
+      </w:r>
+      <w:r>
+        <w:rPr>
+          <w:lang w:val="sw_KE" w:bidi="sw_KE"/>
+        </w:rPr>
+        <w:t xml:space="preserve"> au mtawala pia angeweza kufanya agano na mtawala mwingine au </w:t>
+      </w:r>
+      <w:r>
+        <w:rPr>
+          <w:lang w:val="sw_KE" w:bidi="sw_KE"/>
+        </w:rPr>
+        <w:t>ufalme</w:t>
+      </w:r>
+      <w:r>
+        <w:rPr>
+          <w:lang w:val="sw_KE" w:bidi="sw_KE"/>
+        </w:rPr>
+        <w:t xml:space="preserve"> ambao ulikuwa dhaifu kuliko yeye. Mfalme angeweza kuwaambia watu hawa wengine: "Nitakulinda lakini utalazimika kunilipa" au "unaweza kunifanyia kazi." Watu hawa wengine walipaswa kuahidi kufanya kile ambacho mfalme alitaka. Ikiwa wangevunja ahadi, mfalme angewaadhibu. Ikiwa wangetimiza ahadi zao, mfalme angewafanyia mambo mema. Katika aina hii ya agano, mfalme hakufanya kiapo. Watu tu ambao walipaswa kufanya kile ambacho mfalme alitaka walipaswa kufanya kiapo.</w:t>
+      </w:r>
+    </w:p>
+    <w:p>
+      <w:pPr/>
+      <w:r>
+        <w:rPr>
+          <w:lang w:val="sw_KE" w:bidi="sw_KE"/>
+        </w:rPr>
+      </w:r>
+      <w:r>
+        <w:rPr>
+          <w:lang w:val="sw_KE" w:bidi="sw_KE"/>
+        </w:rPr>
+        <w:t>Lakini wakati mwingine ilikuwa njia nyingine, na mfalme tu alifanya kiapo. Hili linaweza kutokea ikiwa watu wengine walikuwa wamefanya kitu kizuri sana kwa mfalme alitaka kuwapa thawabu. Hii kwa kawaida ilimaanisha kwamba mfalme aliwapa ardhi. Mfalme kisha aliapa kiapo, akisema kwamba watu wangeweza kuwa na kipande hiki cha ardhi milele.</w:t>
+      </w:r>
+    </w:p>
+    <w:p>
+      <w:pPr/>
+      <w:r>
+        <w:rPr>
+          <w:lang w:val="sw_KE" w:bidi="sw_KE"/>
+        </w:rPr>
+      </w:r>
+      <w:r>
+        <w:rPr>
+          <w:lang w:val="sw_KE" w:bidi="sw_KE"/>
+        </w:rPr>
+        <w:t>Mungu alifanya maagano kadhaa na watu. Aina hizi za maagano zilikuwa kama aina mbili tofauti za agano ambazo mfalme angeweza kufanyab na watu.</w:t>
+      </w:r>
+    </w:p>
+    <w:p>
+      <w:pPr/>
+      <w:r>
+        <w:rPr>
+          <w:lang w:val="sw_KE" w:bidi="sw_KE"/>
+        </w:rPr>
+      </w:r>
+      <w:r>
+        <w:rPr>
+          <w:lang w:val="sw_KE" w:bidi="sw_KE"/>
+        </w:rPr>
+        <w:t xml:space="preserve">Mungu alifanya agano na </w:t>
+      </w:r>
+      <w:r>
+        <w:rPr>
+          <w:lang w:val="sw_KE" w:bidi="sw_KE"/>
+        </w:rPr>
         <w:t>Ibrahimu</w:t>
       </w:r>
       <w:r>
         <w:rPr>
           <w:lang w:val="sw_KE" w:bidi="sw_KE"/>
         </w:rPr>
-        <w:t xml:space="preserve"> alikuwa babu wa kwanza wa </w:t>
+        <w:t xml:space="preserve">. Mungu aliahidi kumpa Ibrahimu nchi na uzao mwingi. Mungu alikuwa peke yake ambaye aliapa hapa. Mungu alidhibitisha kiapo chake kwa njia ya mila ambayo ilijumuisha mauaji ya wanyama. Hili linaashiria uaminifu wa kiapo cha Mungu. Kuanzia wakati huo na kuendelea, Ibrahimu na </w:t>
+      </w:r>
+      <w:r>
+        <w:rPr>
+          <w:lang w:val="sw_KE" w:bidi="sw_KE"/>
+        </w:rPr>
+        <w:t>uzao</w:t>
+      </w:r>
+      <w:r>
+        <w:rPr>
+          <w:lang w:val="sw_KE" w:bidi="sw_KE"/>
+        </w:rPr>
+        <w:t xml:space="preserve"> wake walihitaji </w:t>
+      </w:r>
+      <w:r>
+        <w:rPr>
+          <w:lang w:val="sw_KE" w:bidi="sw_KE"/>
+        </w:rPr>
+        <w:t>kutahiriwa</w:t>
+      </w:r>
+      <w:r>
+        <w:rPr>
+          <w:lang w:val="sw_KE" w:bidi="sw_KE"/>
+        </w:rPr>
+        <w:t xml:space="preserve">. Tohara ni desturi ya kiyahudi ya kukata ngozi iliyolegea mwishoni mwa uume wa mvulana. Katika </w:t>
+      </w:r>
+      <w:r>
+        <w:rPr>
+          <w:lang w:val="sw_KE" w:bidi="sw_KE"/>
+        </w:rPr>
+        <w:t>kiebrania</w:t>
+      </w:r>
+      <w:r>
+        <w:rPr>
+          <w:lang w:val="sw_KE" w:bidi="sw_KE"/>
+        </w:rPr>
+        <w:t xml:space="preserve">, Lugha ya Agano la kale, watu wanapofanya agano wanasema kwamba </w:t>
       </w:r>
       <w:r>
         <w:rPr>
           <w:b/>
           <w:lang w:val="sw_KE" w:bidi="sw_KE"/>
         </w:rPr>
+        <w:t>walikata</w:t>
+      </w:r>
+      <w:r>
+        <w:rPr>
+          <w:lang w:val="sw_KE" w:bidi="sw_KE"/>
+        </w:rPr>
+        <w:t xml:space="preserve"> agano.' Kwa kukata hii katika mwili wao, uzao wa Ibrahimu ungekumnbushwa kuhusu agano ambalo Mungu alikuwa "amekata pamoja nao. Ikiwa uzao wa Ibrahimu ungeacha kutahiri wana wao,wangevunja sehemu yao ya agano.</w:t>
+      </w:r>
+    </w:p>
+    <w:p>
+      <w:pPr/>
+      <w:r>
+        <w:rPr>
+          <w:lang w:val="sw_KE" w:bidi="sw_KE"/>
+        </w:rPr>
+      </w:r>
+      <w:r>
+        <w:rPr>
+          <w:lang w:val="sw_KE" w:bidi="sw_KE"/>
+        </w:rPr>
+        <w:t xml:space="preserve">Baadaye, Mungu aithibitisha agano hili na uzao wa Ibrahimu na </w:t>
+      </w:r>
+      <w:r>
+        <w:rPr>
+          <w:lang w:val="sw_KE" w:bidi="sw_KE"/>
+        </w:rPr>
         <w:t>Waisraeli</w:t>
       </w:r>
       <w:r>
         <w:rPr>
           <w:lang w:val="sw_KE" w:bidi="sw_KE"/>
         </w:rPr>
-        <w:t xml:space="preserve">, </w:t>
+        <w:t xml:space="preserve">, mara kadhaa. Kwa mfano, hii ilitokea kwenye mlima Sinai baada ya Musa kuwaongoza Waisraeli kutoka kwa utumwa kutoka Misri. Uzao wa Ibrahimu ulikuwa kikundi kikubwa cha watu, kama vile Mungu alivyoahidi. Lakini bado hawakuwa na nchi yao wenyewe. Katika mlima Sinai, Mungu aliwapa Waisraeli amri zake, amabazo zilikuwa sheria zake. Waisraeli walihitaji kutii amri hizi. Hiyo ilikuwa sehemu yao ya makubaliano ya agano. Mungu aliwaahidi Waisraeli kwamba ikiwa wangemtii na kuweka sehemu yao ya agano, wangekuwa watu maalum wa Mungu. Mungu </w:t>
+      </w:r>
+      <w:r>
+        <w:rPr>
+          <w:lang w:val="sw_KE" w:bidi="sw_KE"/>
+        </w:rPr>
+        <w:t>angewabariki</w:t>
+      </w:r>
+      <w:r>
+        <w:rPr>
+          <w:lang w:val="sw_KE" w:bidi="sw_KE"/>
+        </w:rPr>
+        <w:t xml:space="preserve"> na kuwapa nchi yao wenyewe, na mambo mengine mengi mema. Lakini ikiwa Waisraeli hawakumtii Mungu na kuvunja agano, Mungu angewaadhibu na kuchukua nchi yao.</w:t>
+      </w:r>
+    </w:p>
+    <w:p>
+      <w:pPr/>
+      <w:r>
+        <w:rPr>
+          <w:lang w:val="sw_KE" w:bidi="sw_KE"/>
+        </w:rPr>
+      </w:r>
+      <w:r>
+        <w:rPr>
+          <w:lang w:val="sw_KE" w:bidi="sw_KE"/>
+        </w:rPr>
+        <w:t xml:space="preserve">Waisraeli waliahidi kuweka agano la Mungu na kumtii kabisa. Ili kudhibitisha ahadi hii, walifanya mila. Musa aliwauwa wanyama Dhakaa na kunyunyizia damu ya wanyama hao kwenye </w:t>
+      </w:r>
+      <w:r>
+        <w:rPr>
+          <w:lang w:val="sw_KE" w:bidi="sw_KE"/>
+        </w:rPr>
+        <w:t>madhabau</w:t>
+      </w:r>
+      <w:r>
+        <w:rPr>
+          <w:lang w:val="sw_KE" w:bidi="sw_KE"/>
+        </w:rPr>
+        <w:t xml:space="preserve"> mahali ambapo watu walileta </w:t>
+      </w:r>
+      <w:r>
+        <w:rPr>
+          <w:lang w:val="sw_KE" w:bidi="sw_KE"/>
+        </w:rPr>
+        <w:t>dhabihu</w:t>
+      </w:r>
+      <w:r>
+        <w:rPr>
+          <w:lang w:val="sw_KE" w:bidi="sw_KE"/>
+        </w:rPr>
+        <w:t xml:space="preserve"> kwa Mungu. Na aliinyunyiza damu juu ya watu. Aliita hii "damu ya agano." Damu kwenye madhabau iliashiria kiapo cha Mungu, na damu kwa watu liliashiria kiapo cha watu. Damu ilifanya agano kuwa makubaliano rasmi ambayo hayakuweza kuvunjwa.</w:t>
+      </w:r>
+    </w:p>
+    <w:p>
+      <w:pPr/>
+      <w:r>
+        <w:rPr>
+          <w:lang w:val="sw_KE" w:bidi="sw_KE"/>
+        </w:rPr>
+      </w:r>
+      <w:r>
+        <w:rPr>
+          <w:lang w:val="sw_KE" w:bidi="sw_KE"/>
+        </w:rPr>
+        <w:t>Hata hivyo Waisraeli hawakutimiza ahadi yao. Waliendelea kuvunja amri za Mungu na Mungu alipaswa kuwaadhibu.</w:t>
+      </w:r>
+    </w:p>
+    <w:p>
+      <w:pPr/>
+      <w:r>
+        <w:rPr>
+          <w:lang w:val="sw_KE" w:bidi="sw_KE"/>
+        </w:rPr>
+      </w:r>
+      <w:r>
+        <w:rPr>
+          <w:lang w:val="sw_KE" w:bidi="sw_KE"/>
+        </w:rPr>
+        <w:t xml:space="preserve">Katika agano jipya, agano hili la agano la kale na Waisraeli linaitwa "agano la kwanza." Yesu alisema kwamba alikuwa akifanya agano </w:t>
       </w:r>
       <w:r>
         <w:rPr>
           <w:b/>
           <w:lang w:val="sw_KE" w:bidi="sw_KE"/>
         </w:rPr>
-        <w:t>Wayahudi</w:t>
-      </w:r>
-      <w:r>
-        <w:rPr>
-          <w:lang w:val="sw_KE" w:bidi="sw_KE"/>
-        </w:rPr>
-        <w:t>. Jina la Ibrahimu lilikuwa Abramu, lakini Mungu baadaye alibadili jina lake kuwa Ibrahimu. Ibrahimu anamaanisha "baba wa mataifa mengi."</w:t>
+        <w:t>jipya</w:t>
+      </w:r>
+      <w:r>
+        <w:rPr>
+          <w:lang w:val="sw_KE" w:bidi="sw_KE"/>
+        </w:rPr>
+        <w:t xml:space="preserve"> na watu. Ilikuwa muhimu kwa Mungu kufanya agano jipya kwa sababu watu ni wenye dhambi </w:t>
+      </w:r>
+      <w:r>
+        <w:rPr>
+          <w:lang w:val="sw_KE" w:bidi="sw_KE"/>
+        </w:rPr>
+        <w:t>sana</w:t>
+      </w:r>
+      <w:r>
+        <w:rPr>
+          <w:lang w:val="sw_KE" w:bidi="sw_KE"/>
+        </w:rPr>
+        <w:t>. Kwa hivyo, hawakuweza kumtii Mungu kabisa, na hawakuweza kuweka sehemu yao ya agano. Kabla ya Yesu kuenda kufa, Yesu alizungumzia kifo chake mwenyewe. Yesu alisema kwamba damu yake ilikuwa damu ya agano jipya. Kama vile damu kwenye madhabahu na kwa watu katika wakati wa Musa ilifanya agano la kwanza rasmi, kifo cha Yesu kinafanya agano jipya kati ya Mungu na watu kuwa rasmi. Agano jipya ni ahadi kubwa kutoka kwa Mungu kwamba wataokolewa ikiwa watamwamini Mungu.</w:t>
       </w:r>
     </w:p>
     <w:p>
@@ -371,71 +1010,183 @@
       </w:r>
       <w:r>
         <w:rPr>
-          <w:lang w:val="sw_KE" w:bidi="sw_KE"/>
-        </w:rPr>
-        <w:t xml:space="preserve">Ibrahimu aliishi karibu miaka elfu mbili kabla ya kuzaliwa kwa Yesu. Kwanza aliishi katika eneo linaloitwa Uru, ambayo ilikuwa mahali fulani mashariki ya </w:t>
-      </w:r>
-      <w:hyperlink r:id="rId13">
-        <w:r>
-          <w:rPr>
-            <w:lang w:val="sw_KE" w:bidi="sw_KE"/>
-          </w:rPr>
-          <w:rPr>
-            <w:color w:val="0000EE"/>
-            <w:u w:val="single"/>
-          </w:rPr>
-          <w:t>Israeli</w:t>
-        </w:r>
-      </w:hyperlink>
-      <w:r>
-        <w:rPr>
-          <w:lang w:val="sw_KE" w:bidi="sw_KE"/>
-        </w:rPr>
-        <w:t xml:space="preserve">. Baba wa Ibrahimu Tera alichukua wana wake na wake zao pamoja naye na kuondoka Uru, kwa sababu alitaka kwenda kwenye nchi inayoitwa </w:t>
-      </w:r>
-      <w:hyperlink r:id="rId15">
-        <w:r>
-          <w:rPr>
-            <w:lang w:val="sw_KE" w:bidi="sw_KE"/>
-          </w:rPr>
-          <w:rPr>
-            <w:color w:val="0000EE"/>
-            <w:u w:val="single"/>
-          </w:rPr>
-          <w:t>Kanaani</w:t>
-        </w:r>
-      </w:hyperlink>
-      <w:r>
-        <w:rPr>
-          <w:lang w:val="sw_KE" w:bidi="sw_KE"/>
-        </w:rPr>
-        <w:t xml:space="preserve">, lakini alisimama katika mahali inayoitwa Harani. Hii bado ilikuwa mbali sana na Kanaani. Familia ilianza kuishi huko, na baada ya wakati fulani baba ya Ibrahimu alikufa. Ibrahimu na familia yake hawakumjua Mungu; </w:t>
-      </w:r>
-      <w:r>
-        <w:rPr>
           <w:b/>
           <w:lang w:val="sw_KE" w:bidi="sw_KE"/>
         </w:rPr>
-        <w:t>waliabudu</w:t>
-      </w:r>
-      <w:r>
-        <w:rPr>
-          <w:lang w:val="sw_KE" w:bidi="sw_KE"/>
-        </w:rPr>
-        <w:t xml:space="preserve"> </w:t>
+        <w:t>Wakati wa kutafsiri agano, kuwa mwangalifu kuhusu mambo yafwatayo:</w:t>
+      </w:r>
+    </w:p>
+    <w:p>
+      <w:pPr/>
+      <w:r>
+        <w:rPr>
+          <w:lang w:val="sw_KE" w:bidi="sw_KE"/>
+        </w:rPr>
+      </w:r>
+      <w:r>
+        <w:rPr>
+          <w:lang w:val="sw_KE" w:bidi="sw_KE"/>
+        </w:rPr>
+        <w:t>Utamaduni wako unaweza kuwa na neno au kifungu cha agano ambalo ni sawa na agano katika Biblia. Lugha zingine zinatumia lugha ya picha kuelezea watu wanaofanya agano. Je, watu wanafanya shughuli fulani wanapotoa ahadi ya dhati kwa kila mmoja? Ikiwa ndivyo, hii inaweza kukusaidia kuamua juu ya muda wa agano.</w:t>
+      </w:r>
+    </w:p>
+    <w:p>
+      <w:pPr/>
+      <w:r>
+        <w:rPr>
+          <w:lang w:val="sw_KE" w:bidi="sw_KE"/>
+        </w:rPr>
+      </w:r>
+      <w:r>
+        <w:rPr>
+          <w:lang w:val="sw_KE" w:bidi="sw_KE"/>
+        </w:rPr>
+        <w:t>Chaguo za kutafsiri agano zinaweza kuwa:</w:t>
+      </w:r>
+      <w:r>
+        <w:rPr>
+          <w:lang w:val="sw_KE" w:bidi="sw_KE"/>
+        </w:rPr>
+      </w:r>
+      <w:r>
+        <w:rPr>
+          <w:lang w:val="sw_KE" w:bidi="sw_KE"/>
+        </w:rPr>
+      </w:r>
+    </w:p>
+    <w:p>
+      <w:pPr/>
+      <w:r>
+        <w:rPr>
+          <w:lang w:val="sw_KE" w:bidi="sw_KE"/>
+        </w:rPr>
+      </w:r>
+    </w:p>
+    <w:p>
+      <w:pPr>
+        <w:pStyle w:val="Heading2"/>
+      </w:pPr>
+      <w:r>
+        <w:rPr>
+          <w:lang w:val="sw_KE" w:bidi="sw_KE"/>
+        </w:rPr>
+        <w:t>akida</w:t>
+      </w:r>
+      <w:r>
+        <w:rPr>
+          <w:lang w:val="sw_KE" w:bidi="sw_KE"/>
+        </w:rPr>
+      </w:r>
+    </w:p>
+    <w:p>
+      <w:pPr/>
+      <w:r>
+        <w:rPr>
+          <w:lang w:val="sw_KE" w:bidi="sw_KE"/>
+        </w:rPr>
+      </w:r>
+      <w:r>
+        <w:rPr>
+          <w:lang w:val="sw_KE" w:bidi="sw_KE"/>
+        </w:rPr>
+        <w:t>Jemadari ni afisa wa kijeshi wa kirumi ambaye anaamuru kikundi cha askari mia moja.</w:t>
+      </w:r>
+      <w:r>
+        <w:rPr>
+          <w:lang w:val="sw_KE" w:bidi="sw_KE"/>
+        </w:rPr>
+      </w:r>
+      <w:r>
+        <w:rPr>
+          <w:lang w:val="sw_KE" w:bidi="sw_KE"/>
+        </w:rPr>
+      </w:r>
+    </w:p>
+    <w:p>
+      <w:pPr/>
+      <w:r>
+        <w:rPr>
+          <w:lang w:val="sw_KE" w:bidi="sw_KE"/>
+        </w:rPr>
+      </w:r>
+    </w:p>
+    <w:p>
+      <w:pPr>
+        <w:pStyle w:val="Heading2"/>
+      </w:pPr>
+      <w:r>
+        <w:rPr>
+          <w:lang w:val="sw_KE" w:bidi="sw_KE"/>
+        </w:rPr>
+        <w:t>akili</w:t>
+      </w:r>
+      <w:r>
+        <w:rPr>
+          <w:lang w:val="sw_KE" w:bidi="sw_KE"/>
+        </w:rPr>
+      </w:r>
+    </w:p>
+    <w:p>
+      <w:pPr/>
+      <w:r>
+        <w:rPr>
+          <w:lang w:val="sw_KE" w:bidi="sw_KE"/>
+        </w:rPr>
+      </w:r>
+      <w:r>
+        <w:rPr>
+          <w:lang w:val="sw_KE" w:bidi="sw_KE"/>
+        </w:rPr>
+        <w:t xml:space="preserve">Akili </w:t>
       </w:r>
       <w:r>
         <w:rPr>
           <w:b/>
           <w:lang w:val="sw_KE" w:bidi="sw_KE"/>
         </w:rPr>
-        <w:t>sanamu</w:t>
-      </w:r>
-      <w:r>
-        <w:rPr>
-          <w:lang w:val="sw_KE" w:bidi="sw_KE"/>
-        </w:rPr>
-        <w:t>.</w:t>
+        <w:t>inarejele</w:t>
+      </w:r>
+      <w:r>
+        <w:rPr>
+          <w:lang w:val="sw_KE" w:bidi="sw_KE"/>
+        </w:rPr>
+        <w:t xml:space="preserve">a mawazo, ufahamu na werevu wa mtu. Katika </w:t>
+      </w:r>
+      <w:r>
+        <w:rPr>
+          <w:lang w:val="sw_KE" w:bidi="sw_KE"/>
+        </w:rPr>
+        <w:t>Kiebrania</w:t>
+      </w:r>
+      <w:r>
+        <w:rPr>
+          <w:lang w:val="sw_KE" w:bidi="sw_KE"/>
+        </w:rPr>
+        <w:t>, lugha ya Agano la Kale, neno la "moyo" ni sawa na neno la "</w:t>
+      </w:r>
+      <w:r>
+        <w:rPr>
+          <w:lang w:val="sw_KE" w:bidi="sw_KE"/>
+        </w:rPr>
+        <w:t>akili</w:t>
+      </w:r>
+      <w:r>
+        <w:rPr>
+          <w:lang w:val="sw_KE" w:bidi="sw_KE"/>
+        </w:rPr>
+        <w:t xml:space="preserve">." Katika </w:t>
+      </w:r>
+      <w:r>
+        <w:rPr>
+          <w:lang w:val="sw_KE" w:bidi="sw_KE"/>
+        </w:rPr>
+        <w:t>Kigiriki</w:t>
+      </w:r>
+      <w:r>
+        <w:rPr>
+          <w:lang w:val="sw_KE" w:bidi="sw_KE"/>
+        </w:rPr>
+        <w:t>, lugha ya Agano Jipya, akili ni tofauti kidogo na moyo. Kwa Kigiriki, neno "moyo" lina msisitizo zaidi kidogo kwa hisia, wakati neno "akili" lina msisitizo zaidi kwa mawazo, akili, na mapenzi ya mtu.</w:t>
       </w:r>
     </w:p>
     <w:p>
@@ -447,58 +1198,10 @@
       </w:r>
       <w:r>
         <w:rPr>
-          <w:lang w:val="sw_KE" w:bidi="sw_KE"/>
-        </w:rPr>
-        <w:t xml:space="preserve">Ibrahimu alikuwa na umri wa miaka 75, Mungu alizungumza naye. Mungu alimwambia aondoke nyuma ya nchi yake, na aende mahali ambapo Mungu angemwonya. Mungu alisema kwamba angembariki </w:t>
-      </w:r>
-      <w:hyperlink r:id="rId16">
-        <w:r>
-          <w:rPr>
-            <w:lang w:val="sw_KE" w:bidi="sw_KE"/>
-          </w:rPr>
-          <w:rPr>
-            <w:color w:val="0000EE"/>
-            <w:u w:val="single"/>
-          </w:rPr>
-          <w:t>Ibrahimu</w:t>
-        </w:r>
-      </w:hyperlink>
-      <w:r>
-        <w:rPr>
-          <w:lang w:val="sw_KE" w:bidi="sw_KE"/>
-        </w:rPr>
-        <w:t xml:space="preserve">, kwamba angefanya taifa kubwa </w:t>
-      </w:r>
-      <w:hyperlink r:id="rId17">
-        <w:r>
-          <w:rPr>
-            <w:lang w:val="sw_KE" w:bidi="sw_KE"/>
-          </w:rPr>
-          <w:rPr>
-            <w:color w:val="0000EE"/>
-            <w:u w:val="single"/>
-          </w:rPr>
-          <w:t>kutoka</w:t>
-        </w:r>
-      </w:hyperlink>
-      <w:r>
-        <w:rPr>
-          <w:lang w:val="sw_KE" w:bidi="sw_KE"/>
-        </w:rPr>
-        <w:t xml:space="preserve"> kwake, na kwamba Mungu angabariki mataifa yote ya ulimwengu kupitia Ibrahimu. Na Ibrahimu alimtii Mungu! Pamoja na mke wake Sara na mpwa wake Lutu alianza safari ndefu. Alipokuja Kanaani, Mungu alimwambia kwamba hii ilikuwa nchi ambayo angempatia Ibrahimu na </w:t>
-      </w:r>
-      <w:r>
-        <w:rPr>
           <w:b/>
           <w:lang w:val="sw_KE" w:bidi="sw_KE"/>
         </w:rPr>
-        <w:t>uzao</w:t>
-      </w:r>
-      <w:r>
-        <w:rPr>
-          <w:lang w:val="sw_KE" w:bidi="sw_KE"/>
-        </w:rPr>
-        <w:t xml:space="preserve"> wake.</w:t>
+        <w:t>Wakati wa kutafsiri maombi kuwa mwangalifu kuhusu mambo yafuatayo:</w:t>
       </w:r>
     </w:p>
     <w:p>
@@ -512,20 +1215,82 @@
         <w:rPr>
           <w:lang w:val="sw_KE" w:bidi="sw_KE"/>
         </w:rPr>
-        <w:t xml:space="preserve">Hata hivyo, Ibrahimu hakuwa na wazao wowote bado. Hakuwa na watoto, na tayari alikuwa mtu mzee! Lakini </w:t>
+        <w:t>Tafadhali kumbuka kwamba pia unahitaji kuwa na neno la "akili," "nafsi," na kwa "roho." Maneno moyo, akili, nafsi, na roho yote yanahusiana na sehemu ya ndani, isiyoonekana ya mtu, lakini kila mmoja wao ana matumizi tofauti kidogo. Unaweza kutaka kusikiliza maelezo ya kila moja ya maneno haya, kisha jadili maneno haya yote manne pamoja. Kisha unaweza kufanya uamuzi kuhusu jinsi utakavyotafsiri kila moja ya maneno haya. Lakini kumbuka kwamba katika kila kifungu utalazimika kufikiria tena ikiwa umechagua tafsiri inayofaa.</w:t>
+      </w:r>
+    </w:p>
+    <w:p>
+      <w:pPr/>
+      <w:r>
+        <w:rPr>
+          <w:lang w:val="sw_KE" w:bidi="sw_KE"/>
+        </w:rPr>
+      </w:r>
+      <w:r>
+        <w:rPr>
+          <w:lang w:val="sw_KE" w:bidi="sw_KE"/>
+        </w:rPr>
+        <w:t>Kwa muhtasari:</w:t>
+      </w:r>
+      <w:r>
+        <w:rPr>
+          <w:lang w:val="sw_KE" w:bidi="sw_KE"/>
+        </w:rPr>
+      </w:r>
+      <w:r>
+        <w:rPr>
+          <w:lang w:val="sw_KE" w:bidi="sw_KE"/>
+        </w:rPr>
+      </w:r>
+    </w:p>
+    <w:p>
+      <w:pPr/>
+      <w:r>
+        <w:rPr>
+          <w:lang w:val="sw_KE" w:bidi="sw_KE"/>
+        </w:rPr>
+      </w:r>
+    </w:p>
+    <w:p>
+      <w:pPr>
+        <w:pStyle w:val="Heading2"/>
+      </w:pPr>
+      <w:r>
+        <w:rPr>
+          <w:lang w:val="sw_KE" w:bidi="sw_KE"/>
+        </w:rPr>
+        <w:t>amani</w:t>
+      </w:r>
+      <w:r>
+        <w:rPr>
+          <w:lang w:val="sw_KE" w:bidi="sw_KE"/>
+        </w:rPr>
+      </w:r>
+    </w:p>
+    <w:p>
+      <w:pPr/>
+      <w:r>
+        <w:rPr>
+          <w:lang w:val="sw_KE" w:bidi="sw_KE"/>
+        </w:rPr>
+      </w:r>
+      <w:r>
+        <w:rPr>
+          <w:lang w:val="sw_KE" w:bidi="sw_KE"/>
+        </w:rPr>
+        <w:t xml:space="preserve">Watu wanapoishi kwa maelewano na kila mmoja bila kupigana, wanaishi kwa </w:t>
       </w:r>
       <w:r>
         <w:rPr>
           <w:b/>
           <w:lang w:val="sw_KE" w:bidi="sw_KE"/>
         </w:rPr>
-        <w:t>aliamini ahadi</w:t>
-      </w:r>
-      <w:r>
-        <w:rPr>
-          <w:lang w:val="sw_KE" w:bidi="sw_KE"/>
-        </w:rPr>
-        <w:t xml:space="preserve"> ya Mungu. Na Mungu alifurahia sana na imani ya Ibrahimu, na kwa hivyo alimkubali Ibrahimu kama mtu ambaye Mungu angeweza kuwa na uhusiano mzuri.</w:t>
+        <w:t>amani</w:t>
+      </w:r>
+      <w:r>
+        <w:rPr>
+          <w:lang w:val="sw_KE" w:bidi="sw_KE"/>
+        </w:rPr>
+        <w:t>. Lakini Biblia inapozungumza kuhusu amani, hii inamaanisha zaidi kuliko kukosekana tu kwa mapigano. Inamaanisha kwamba kuna kizuri sana!</w:t>
       </w:r>
     </w:p>
     <w:p>
@@ -539,7 +1304,7 @@
         <w:rPr>
           <w:lang w:val="sw_KE" w:bidi="sw_KE"/>
         </w:rPr>
-        <w:t>Lakini Ibrahimu bado alipaswa kusubiri muda mrefu kabla ya Mungu kumpa uzao wowote. Alipaswa kusubiri miaka 25 zaidi, na wakati huo alifanya makosa kadhaa na wakati mwingine alisahau kumwamini Mungu. Lakini hatimaye, Ibrahimu alikuwa na umri wa miaka 100 na mke wake Sara alikuwa na umri wa miaka 90, Sara alizaa mwana. Ibrahimu na Sara walikuwa na furaha kama nini! Na walimwita mwana wao "Isaka," ambayo inamaanisha kicheko.</w:t>
+        <w:t>Watu wanapoishi kwa amani, ni vizuri kabisa. Wana maisha kamili, na wanaishi kwa maelewano na kila mmoja, na asili, na muhimu zaidi, na Mungu! Mtu ambaye anaishi kwa amani anaridhika.</w:t>
       </w:r>
     </w:p>
     <w:p>
@@ -553,7 +1318,7 @@
         <w:rPr>
           <w:lang w:val="sw_KE" w:bidi="sw_KE"/>
         </w:rPr>
-        <w:t>Kisha, baada ya miaka fulani, Mungu alimpa Ibrahimu mtihani mgumu sana. Mungu alimwambia Ibrahimu kwamba alipaswa kumtoa mwana wake Isaka dhabihu. Alipaswa kumuua Isaka, na kumchoma kama zawadi ya Mungu! Lakini kwa sasa Ibrahimu alikuwa amejifunza kumwamini Mungu, na alitii. Na wakati Ibrahimu alikuwa ameinua kisu yake ili kumuua mwana wake, Mungu alimzuia na kumsifu Ibrahimu! Na Mungu alisema kwamba kwa sababu Ibrahimu alikuwa ameonyesha kwamba alimwamini sana Mungu na alikuwa amemtii, sasa baraka ambayo Mungu alikuwa ameahidi kumpa Ibrahimu ingeendelea pia kwa Isaka, na vizazi vingine vya Ibrahimu. Kupitia uzao wa Ibrahimu watu wote wa ulimwengu wangebarikiwa!</w:t>
+        <w:t>Jamii ambayo ina amani inamaanisha kwamba watu wote katika jamii wameridhika, na wanaishi kwa maelewano na kila mmoja na kwa Mungu.</w:t>
       </w:r>
     </w:p>
     <w:p>
@@ -567,7 +1332,19 @@
         <w:rPr>
           <w:lang w:val="sw_KE" w:bidi="sw_KE"/>
         </w:rPr>
-        <w:t>Na hivyo, Isaka alikua na alikuwa na wana wawili. Mwana wa mwisho alikuwa Yakobo. Jina la Yakobo lilibadilishwa kuwa Israeli. Yakobo, au Israeli, alikuwa na wana 12. Wanaume wa wana hawa 12 wakawa makabila 12 ya Israeli. Walikuwa taifa kubwa. Na mmoja wa wazao wao alikuwa Yesu! Na kwa njia ya Yesu, watu wote wa ulimwengu wamebarikiwa. Mungu ametekeleza ahadi yake kwa Ibrahimu!</w:t>
+        <w:t xml:space="preserve">Kwa sababu watu ni kuasi sana kwa Mungu, hawakuweza kuishi kwa amani na Mungu. Wakawa maadui wa Mungu. Kama matokeo ya hiyo, watu walikabiliwa na matatizo mengi na shida. Lakini kwa sababu ya dhabihu ya Yesu, Mungu alifanya iwezekanavyo tena kwa watu kuwa na amani na Mungu. Yesu anaporudi, ufalme wa </w:t>
+      </w:r>
+      <w:r>
+        <w:rPr>
+          <w:lang w:val="sw_KE" w:bidi="sw_KE"/>
+        </w:rPr>
+        <w:t>Mungu</w:t>
+      </w:r>
+      <w:r>
+        <w:rPr>
+          <w:lang w:val="sw_KE" w:bidi="sw_KE"/>
+        </w:rPr>
+        <w:t xml:space="preserve"> utaanzishwa na kutakuwa na amani. Kutakuwa na maelewano kamili kati ya Mungu na watu, kati ya watu na watu, na kati ya watu na asili. Hadi wakati huo, watu wa Mungu wanaweza kuvumilia mateso na ugumu, kwa sababu wanajua kwamba wana amani na Mungu.</w:t>
       </w:r>
       <w:r>
         <w:rPr>
@@ -596,7 +1373,7 @@
         <w:rPr>
           <w:lang w:val="sw_KE" w:bidi="sw_KE"/>
         </w:rPr>
-        <w:t>adonai</w:t>
+        <w:t>amina</w:t>
       </w:r>
       <w:r>
         <w:rPr>
@@ -613,45 +1390,28 @@
       </w:r>
       <w:r>
         <w:rPr>
-          <w:lang w:val="sw_KE" w:bidi="sw_KE"/>
-        </w:rPr>
-        <w:t xml:space="preserve">Neno </w:t>
-      </w:r>
-      <w:r>
-        <w:rPr>
           <w:b/>
           <w:lang w:val="sw_KE" w:bidi="sw_KE"/>
         </w:rPr>
-        <w:t>Adonai</w:t>
-      </w:r>
-      <w:r>
-        <w:rPr>
-          <w:lang w:val="sw_KE" w:bidi="sw_KE"/>
-        </w:rPr>
-        <w:t xml:space="preserve"> ni neno katika lugha ya Kiebrania, ambayo ni lugha ya Agano la Kale. Adonai inamaanisha bwana, au mkuu. </w:t>
-      </w:r>
-      <w:r>
-        <w:rPr>
-          <w:b/>
-          <w:lang w:val="sw_KE" w:bidi="sw_KE"/>
-        </w:rPr>
-        <w:t>Wayahudi</w:t>
-      </w:r>
-      <w:r>
-        <w:rPr>
-          <w:lang w:val="sw_KE" w:bidi="sw_KE"/>
-        </w:rPr>
-        <w:t xml:space="preserve"> mara nyingi wanatumia neno hili kama cheo cha heshima kuzungumza kuhusu Mungu.</w:t>
-      </w:r>
-      <w:r>
-        <w:rPr>
-          <w:lang w:val="sw_KE" w:bidi="sw_KE"/>
-        </w:rPr>
-      </w:r>
-      <w:r>
-        <w:rPr>
-          <w:lang w:val="sw_KE" w:bidi="sw_KE"/>
-        </w:rPr>
+        <w:t>Amina</w:t>
+      </w:r>
+      <w:r>
+        <w:rPr>
+          <w:lang w:val="sw_KE" w:bidi="sw_KE"/>
+        </w:rPr>
+        <w:t xml:space="preserve"> ni neno la </w:t>
+      </w:r>
+      <w:r>
+        <w:rPr>
+          <w:lang w:val="sw_KE" w:bidi="sw_KE"/>
+        </w:rPr>
+        <w:t>Kiebrania</w:t>
+      </w:r>
+      <w:r>
+        <w:rPr>
+          <w:lang w:val="sw_KE" w:bidi="sw_KE"/>
+        </w:rPr>
+        <w:t>. Kulingana na wakati unatumiwa, inaweza kumaanisha kitu kama, "Ninakubali hili," "Na iwe kweli," "Hakika," au "Kweli."</w:t>
       </w:r>
     </w:p>
     <w:p>
@@ -661,21 +1421,23 @@
           <w:lang w:val="sw_KE" w:bidi="sw_KE"/>
         </w:rPr>
       </w:r>
-    </w:p>
-    <w:p>
-      <w:pPr>
-        <w:pStyle w:val="Heading2"/>
-      </w:pPr>
-      <w:r>
-        <w:rPr>
-          <w:lang w:val="sw_KE" w:bidi="sw_KE"/>
-        </w:rPr>
-        <w:t>agano</w:t>
-      </w:r>
-      <w:r>
-        <w:rPr>
-          <w:lang w:val="sw_KE" w:bidi="sw_KE"/>
-        </w:rPr>
+      <w:r>
+        <w:rPr>
+          <w:lang w:val="sw_KE" w:bidi="sw_KE"/>
+        </w:rPr>
+        <w:t xml:space="preserve">Mtu anapokuambia kwamba kitu kizuri kitatokea, unaweza kujibu kwa kusema "Amina!" Hii inamaanisha kwamba unasema kwamba unatumaini na </w:t>
+      </w:r>
+      <w:r>
+        <w:rPr>
+          <w:lang w:val="sw_KE" w:bidi="sw_KE"/>
+        </w:rPr>
+        <w:t>kuamini</w:t>
+      </w:r>
+      <w:r>
+        <w:rPr>
+          <w:lang w:val="sw_KE" w:bidi="sw_KE"/>
+        </w:rPr>
+        <w:t xml:space="preserve"> kwamba itakuwa kweli.</w:t>
       </w:r>
     </w:p>
     <w:p>
@@ -689,903 +1451,10 @@
         <w:rPr>
           <w:lang w:val="sw_KE" w:bidi="sw_KE"/>
         </w:rPr>
-        <w:t xml:space="preserve">Watu wanapofanya </w:t>
-      </w:r>
-      <w:r>
-        <w:rPr>
-          <w:b/>
-          <w:lang w:val="sw_KE" w:bidi="sw_KE"/>
-        </w:rPr>
-        <w:t>agano</w:t>
-      </w:r>
-      <w:r>
-        <w:rPr>
-          <w:lang w:val="sw_KE" w:bidi="sw_KE"/>
-        </w:rPr>
-        <w:t>, wanafanya ahadi ya dhati kwa kila mmoja ambayo hawawezi kuvunja. Watu wanapofanya agano, wanasema kwamba wanataka kuwa na uhusiano mzuri na kila mmoja. Kwa hivyo, watu wanaofanya agano wakati mwingine, wanamuita ndugu mwingine, au baba, au mwana. Agano ni la daima.</w:t>
-      </w:r>
-    </w:p>
-    <w:p>
-      <w:pPr/>
-      <w:r>
-        <w:rPr>
-          <w:lang w:val="sw_KE" w:bidi="sw_KE"/>
-        </w:rPr>
-      </w:r>
-      <w:r>
-        <w:rPr>
-          <w:lang w:val="sw_KE" w:bidi="sw_KE"/>
-        </w:rPr>
-        <w:t xml:space="preserve">Watu wanapofanya agano, wanaapa </w:t>
-      </w:r>
-      <w:hyperlink r:id="rId18">
-        <w:r>
-          <w:rPr>
-            <w:lang w:val="sw_KE" w:bidi="sw_KE"/>
-          </w:rPr>
-          <w:rPr>
-            <w:color w:val="0000EE"/>
-            <w:u w:val="single"/>
-          </w:rPr>
-          <w:t>kiapo</w:t>
-        </w:r>
-      </w:hyperlink>
-      <w:r>
-        <w:rPr>
-          <w:lang w:val="sw_KE" w:bidi="sw_KE"/>
-        </w:rPr>
-        <w:t>. Katika kiapo wanasema "Nitatimiza ahadi yangu. Ikiwa sitafanya hivyo, Mungu anaweza kuniadhibu." Wanaweza kufanya mila ambalo linaashiria adhabu ambalo Mungu atawapa ikiwa watavunja kiapo chao. Kwa mfano, watu walipofanya agano na kila mmoja wao, wanaweza kumuua kila mnyama. Hili liliwakumbusha kwamba ikiwa mmoja wao alivunja agano, Mungu angewaadhibu. Mara nyingi, kula chakula pamoja pia ilikuwa sehemu ya mila ya agano.</w:t>
-      </w:r>
-    </w:p>
-    <w:p>
-      <w:pPr/>
-      <w:r>
-        <w:rPr>
-          <w:lang w:val="sw_KE" w:bidi="sw_KE"/>
-        </w:rPr>
-      </w:r>
-      <w:r>
-        <w:rPr>
-          <w:lang w:val="sw_KE" w:bidi="sw_KE"/>
-        </w:rPr>
-        <w:t xml:space="preserve">Watu binafsi au familia nzima zinaweza kufanya agano na kila mmoja. Nchi au makundi ya watu pia yangeweza kufanya agano na kila mmoja. Kwa mfano wanaweza kuahidi kwamba hawangepigana na kwamba wangesaidia kikundi kingine ikiwa kikundi hicho kilikuwa na tatizo. Kwa kufanya agano na kila mmoja, walikuwa wakisema kwamba walitaka kuwa na </w:t>
-      </w:r>
-      <w:r>
-        <w:rPr>
-          <w:b/>
-          <w:lang w:val="sw_KE" w:bidi="sw_KE"/>
-        </w:rPr>
-        <w:t>uhusiano</w:t>
-      </w:r>
-      <w:r>
-        <w:rPr>
-          <w:lang w:val="sw_KE" w:bidi="sw_KE"/>
-        </w:rPr>
-        <w:t xml:space="preserve"> mzuri na kila mmoja. Katika uhusiano huu, pande zote mbili zilikuwa sawa. Walikuwa na uchaguzi ikiwa wafanye agano na kila mmoja au la, na wangeweza kukubaliana pamoja kuhusu kile walichotaka kuahidi kila mmoja. Katika agano la kale, watu wa </w:t>
-      </w:r>
-      <w:hyperlink r:id="rId13">
-        <w:r>
-          <w:rPr>
-            <w:lang w:val="sw_KE" w:bidi="sw_KE"/>
-          </w:rPr>
-          <w:rPr>
-            <w:color w:val="0000EE"/>
-            <w:u w:val="single"/>
-          </w:rPr>
-          <w:t>Israeli</w:t>
-        </w:r>
-      </w:hyperlink>
-      <w:r>
-        <w:rPr>
-          <w:lang w:val="sw_KE" w:bidi="sw_KE"/>
-        </w:rPr>
-        <w:t xml:space="preserve"> wakati mwingine walifanya agano na watu kutoka taifa </w:t>
-      </w:r>
-      <w:hyperlink r:id="rId17">
-        <w:r>
-          <w:rPr>
-            <w:lang w:val="sw_KE" w:bidi="sw_KE"/>
-          </w:rPr>
-          <w:rPr>
-            <w:color w:val="0000EE"/>
-            <w:u w:val="single"/>
-          </w:rPr>
-          <w:t>lingine</w:t>
-        </w:r>
-      </w:hyperlink>
-      <w:r>
-        <w:rPr>
-          <w:lang w:val="sw_KE" w:bidi="sw_KE"/>
-        </w:rPr>
-        <w:t>.</w:t>
-      </w:r>
-    </w:p>
-    <w:p>
-      <w:pPr/>
-      <w:r>
-        <w:rPr>
-          <w:lang w:val="sw_KE" w:bidi="sw_KE"/>
-        </w:rPr>
-      </w:r>
-      <w:hyperlink r:id="rId19">
-        <w:r>
-          <w:rPr>
-            <w:lang w:val="sw_KE" w:bidi="sw_KE"/>
-          </w:rPr>
-          <w:rPr>
-            <w:color w:val="0000EE"/>
-            <w:u w:val="single"/>
-          </w:rPr>
-          <w:t>Mfalme</w:t>
-        </w:r>
-      </w:hyperlink>
-      <w:r>
-        <w:rPr>
-          <w:lang w:val="sw_KE" w:bidi="sw_KE"/>
-        </w:rPr>
-        <w:t xml:space="preserve"> au mtawala pia angeweza kufanya agano na mtawala mwingine au </w:t>
-      </w:r>
-      <w:hyperlink r:id="rId20">
-        <w:r>
-          <w:rPr>
-            <w:lang w:val="sw_KE" w:bidi="sw_KE"/>
-          </w:rPr>
-          <w:rPr>
-            <w:color w:val="0000EE"/>
-            <w:u w:val="single"/>
-          </w:rPr>
-          <w:t>ufalme</w:t>
-        </w:r>
-      </w:hyperlink>
-      <w:r>
-        <w:rPr>
-          <w:lang w:val="sw_KE" w:bidi="sw_KE"/>
-        </w:rPr>
-        <w:t xml:space="preserve"> ambao ulikuwa dhaifu kuliko yeye. Mfalme angeweza kuwaambia watu hawa wengine: "Nitakulinda lakini utalazimika kunilipa" au "unaweza kunifanyia kazi." Watu hawa wengine walipaswa kuahidi kufanya kile ambacho mfalme alitaka. Ikiwa wangevunja ahadi, mfalme angewaadhibu. Ikiwa wangetimiza ahadi zao, mfalme angewafanyia mambo mema. Katika aina hii ya agano, mfalme hakufanya kiapo. Watu tu ambao walipaswa kufanya kile ambacho mfalme alitaka walipaswa kufanya kiapo.</w:t>
-      </w:r>
-    </w:p>
-    <w:p>
-      <w:pPr/>
-      <w:r>
-        <w:rPr>
-          <w:lang w:val="sw_KE" w:bidi="sw_KE"/>
-        </w:rPr>
-      </w:r>
-      <w:r>
-        <w:rPr>
-          <w:lang w:val="sw_KE" w:bidi="sw_KE"/>
-        </w:rPr>
-        <w:t>Lakini wakati mwingine ilikuwa njia nyingine, na mfalme tu alifanya kiapo. Hili linaweza kutokea ikiwa watu wengine walikuwa wamefanya kitu kizuri sana kwa mfalme alitaka kuwapa thawabu. Hii kwa kawaida ilimaanisha kwamba mfalme aliwapa ardhi. Mfalme kisha aliapa kiapo, akisema kwamba watu wangeweza kuwa na kipande hiki cha ardhi milele.</w:t>
-      </w:r>
-    </w:p>
-    <w:p>
-      <w:pPr/>
-      <w:r>
-        <w:rPr>
-          <w:lang w:val="sw_KE" w:bidi="sw_KE"/>
-        </w:rPr>
-      </w:r>
-      <w:r>
-        <w:rPr>
-          <w:lang w:val="sw_KE" w:bidi="sw_KE"/>
-        </w:rPr>
-        <w:t>Mungu alifanya maagano kadhaa na watu. Aina hizi za maagano zilikuwa kama aina mbili tofauti za agano ambazo mfalme angeweza kufanyab na watu.</w:t>
-      </w:r>
-    </w:p>
-    <w:p>
-      <w:pPr/>
-      <w:r>
-        <w:rPr>
-          <w:lang w:val="sw_KE" w:bidi="sw_KE"/>
-        </w:rPr>
-      </w:r>
-      <w:r>
-        <w:rPr>
-          <w:lang w:val="sw_KE" w:bidi="sw_KE"/>
-        </w:rPr>
-        <w:t xml:space="preserve">Mungu alifanya agano na </w:t>
-      </w:r>
-      <w:hyperlink r:id="rId21">
-        <w:r>
-          <w:rPr>
-            <w:lang w:val="sw_KE" w:bidi="sw_KE"/>
-          </w:rPr>
-          <w:rPr>
-            <w:color w:val="0000EE"/>
-            <w:u w:val="single"/>
-          </w:rPr>
-          <w:t>Ibrahimu</w:t>
-        </w:r>
-      </w:hyperlink>
-      <w:r>
-        <w:rPr>
-          <w:lang w:val="sw_KE" w:bidi="sw_KE"/>
-        </w:rPr>
-        <w:t xml:space="preserve">. Mungu aliahidi kumpa Ibrahimu nchi na uzao mwingi. Mungu alikuwa peke yake ambaye aliapa hapa. Mungu alidhibitisha kiapo chake kwa njia ya mila ambayo ilijumuisha mauaji ya wanyama. Hili linaashiria uaminifu wa kiapo cha Mungu. Kuanzia wakati huo na kuendelea, Ibrahimu na </w:t>
-      </w:r>
-      <w:r>
-        <w:rPr>
-          <w:b/>
-          <w:lang w:val="sw_KE" w:bidi="sw_KE"/>
-        </w:rPr>
-        <w:t>uzao</w:t>
-      </w:r>
-      <w:r>
-        <w:rPr>
-          <w:lang w:val="sw_KE" w:bidi="sw_KE"/>
-        </w:rPr>
-        <w:t xml:space="preserve"> wake walihitaji </w:t>
-      </w:r>
-      <w:r>
-        <w:rPr>
-          <w:b/>
-          <w:lang w:val="sw_KE" w:bidi="sw_KE"/>
-        </w:rPr>
-        <w:t>kutahiriwa</w:t>
-      </w:r>
-      <w:r>
-        <w:rPr>
-          <w:lang w:val="sw_KE" w:bidi="sw_KE"/>
-        </w:rPr>
-        <w:t xml:space="preserve">. Tohara ni desturi ya kiyahudi ya kukata ngozi iliyolegea mwishoni mwa uume wa mvulana. Katika </w:t>
-      </w:r>
-      <w:hyperlink r:id="rId22">
-        <w:r>
-          <w:rPr>
-            <w:lang w:val="sw_KE" w:bidi="sw_KE"/>
-          </w:rPr>
-          <w:rPr>
-            <w:color w:val="0000EE"/>
-            <w:u w:val="single"/>
-          </w:rPr>
-          <w:t>kiebrania</w:t>
-        </w:r>
-      </w:hyperlink>
-      <w:r>
-        <w:rPr>
-          <w:lang w:val="sw_KE" w:bidi="sw_KE"/>
-        </w:rPr>
-        <w:t xml:space="preserve">, Lugha ya Agano la kale, watu wanapofanya agano wanasema kwamba </w:t>
-      </w:r>
-      <w:r>
-        <w:rPr>
-          <w:b/>
-          <w:lang w:val="sw_KE" w:bidi="sw_KE"/>
-        </w:rPr>
-        <w:t>walikata</w:t>
-      </w:r>
-      <w:r>
-        <w:rPr>
-          <w:lang w:val="sw_KE" w:bidi="sw_KE"/>
-        </w:rPr>
-        <w:t xml:space="preserve"> agano.' Kwa kukata hii katika mwili wao, uzao wa Ibrahimu ungekumnbushwa kuhusu agano ambalo Mungu alikuwa "amekata pamoja nao. Ikiwa uzao wa Ibrahimu ungeacha kutahiri wana wao,wangevunja sehemu yao ya agano.</w:t>
-      </w:r>
-    </w:p>
-    <w:p>
-      <w:pPr/>
-      <w:r>
-        <w:rPr>
-          <w:lang w:val="sw_KE" w:bidi="sw_KE"/>
-        </w:rPr>
-      </w:r>
-      <w:r>
-        <w:rPr>
-          <w:lang w:val="sw_KE" w:bidi="sw_KE"/>
-        </w:rPr>
-        <w:t xml:space="preserve">Baadaye, Mungu aithibitisha agano hili na uzao wa Ibrahimu na </w:t>
-      </w:r>
-      <w:r>
-        <w:rPr>
-          <w:b/>
-          <w:lang w:val="sw_KE" w:bidi="sw_KE"/>
-        </w:rPr>
-        <w:t>Waisraeli</w:t>
-      </w:r>
-      <w:r>
-        <w:rPr>
-          <w:lang w:val="sw_KE" w:bidi="sw_KE"/>
-        </w:rPr>
-        <w:t xml:space="preserve">, mara kadhaa. Kwa mfano, hii ilitokea kwenye mlima Sinai baada ya Musa kuwaongoza Waisraeli kutoka kwa utumwa kutoka Misri. Uzao wa Ibrahimu ulikuwa kikundi kikubwa cha watu, kama vile Mungu alivyoahidi. Lakini bado hawakuwa na nchi yao wenyewe. Katika mlima Sinai, Mungu aliwapa Waisraeli amri zake, amabazo zilikuwa sheria zake. Waisraeli walihitaji kutii amri hizi. Hiyo ilikuwa sehemu yao ya makubaliano ya agano. Mungu aliwaahidi Waisraeli kwamba ikiwa wangemtii na kuweka sehemu yao ya agano, wangekuwa watu maalum wa Mungu. Mungu </w:t>
-      </w:r>
-      <w:hyperlink r:id="rId16">
-        <w:r>
-          <w:rPr>
-            <w:lang w:val="sw_KE" w:bidi="sw_KE"/>
-          </w:rPr>
-          <w:rPr>
-            <w:color w:val="0000EE"/>
-            <w:u w:val="single"/>
-          </w:rPr>
-          <w:t>angewabariki</w:t>
-        </w:r>
-      </w:hyperlink>
-      <w:r>
-        <w:rPr>
-          <w:lang w:val="sw_KE" w:bidi="sw_KE"/>
-        </w:rPr>
-        <w:t xml:space="preserve"> na kuwapa nchi yao wenyewe, na mambo mengine mengi mema. Lakini ikiwa Waisraeli hawakumtii Mungu na kuvunja agano, Mungu angewaadhibu na kuchukua nchi yao.</w:t>
-      </w:r>
-    </w:p>
-    <w:p>
-      <w:pPr/>
-      <w:r>
-        <w:rPr>
-          <w:lang w:val="sw_KE" w:bidi="sw_KE"/>
-        </w:rPr>
-      </w:r>
-      <w:r>
-        <w:rPr>
-          <w:lang w:val="sw_KE" w:bidi="sw_KE"/>
-        </w:rPr>
-        <w:t xml:space="preserve">Waisraeli waliahidi kuweka agano la Mungu na kumtii kabisa. Ili kudhibitisha ahadi hii, walifanya mila. Musa aliwauwa wanyama Dhakaa na kunyunyizia damu ya wanyama hao kwenye </w:t>
-      </w:r>
-      <w:hyperlink r:id="rId23">
-        <w:r>
-          <w:rPr>
-            <w:lang w:val="sw_KE" w:bidi="sw_KE"/>
-          </w:rPr>
-          <w:rPr>
-            <w:color w:val="0000EE"/>
-            <w:u w:val="single"/>
-          </w:rPr>
-          <w:t>madhabau</w:t>
-        </w:r>
-      </w:hyperlink>
-      <w:r>
-        <w:rPr>
-          <w:lang w:val="sw_KE" w:bidi="sw_KE"/>
-        </w:rPr>
-        <w:t xml:space="preserve"> mahali ambapo watu walileta </w:t>
-      </w:r>
-      <w:r>
-        <w:rPr>
-          <w:b/>
-          <w:lang w:val="sw_KE" w:bidi="sw_KE"/>
-        </w:rPr>
-        <w:t>dhabihu</w:t>
-      </w:r>
-      <w:r>
-        <w:rPr>
-          <w:lang w:val="sw_KE" w:bidi="sw_KE"/>
-        </w:rPr>
-        <w:t xml:space="preserve"> kwa Mungu. Na aliinyunyiza damu juu ya watu. Aliita hii "damu ya agano." Damu kwenye madhabau iliashiria kiapo cha Mungu, na damu kwa watu liliashiria kiapo cha watu. Damu ilifanya agano kuwa makubaliano rasmi ambayo hayakuweza kuvunjwa.</w:t>
-      </w:r>
-    </w:p>
-    <w:p>
-      <w:pPr/>
-      <w:r>
-        <w:rPr>
-          <w:lang w:val="sw_KE" w:bidi="sw_KE"/>
-        </w:rPr>
-      </w:r>
-      <w:r>
-        <w:rPr>
-          <w:lang w:val="sw_KE" w:bidi="sw_KE"/>
-        </w:rPr>
-        <w:t>Hata hivyo Waisraeli hawakutimiza ahadi yao. Waliendelea kuvunja amri za Mungu na Mungu alipaswa kuwaadhibu.</w:t>
-      </w:r>
-    </w:p>
-    <w:p>
-      <w:pPr/>
-      <w:r>
-        <w:rPr>
-          <w:lang w:val="sw_KE" w:bidi="sw_KE"/>
-        </w:rPr>
-      </w:r>
-      <w:r>
-        <w:rPr>
-          <w:lang w:val="sw_KE" w:bidi="sw_KE"/>
-        </w:rPr>
-        <w:t xml:space="preserve">Katika agano jipya, agano hili la agano la kale na Waisraeli linaitwa "agano la kwanza." Yesu alisema kwamba alikuwa akifanya agano </w:t>
-      </w:r>
-      <w:r>
-        <w:rPr>
-          <w:b/>
-          <w:lang w:val="sw_KE" w:bidi="sw_KE"/>
-        </w:rPr>
-        <w:t>jipya</w:t>
-      </w:r>
-      <w:r>
-        <w:rPr>
-          <w:lang w:val="sw_KE" w:bidi="sw_KE"/>
-        </w:rPr>
-        <w:t xml:space="preserve"> na watu. Ilikuwa muhimu kwa Mungu kufanya agano jipya kwa sababu watu ni wenye dhambi </w:t>
-      </w:r>
-      <w:r>
-        <w:rPr>
-          <w:b/>
-          <w:lang w:val="sw_KE" w:bidi="sw_KE"/>
-        </w:rPr>
-        <w:t>sana</w:t>
-      </w:r>
-      <w:r>
-        <w:rPr>
-          <w:lang w:val="sw_KE" w:bidi="sw_KE"/>
-        </w:rPr>
-        <w:t>. Kwa hivyo, hawakuweza kumtii Mungu kabisa, na hawakuweza kuweka sehemu yao ya agano. Kabla ya Yesu kuenda kufa, Yesu alizungumzia kifo chake mwenyewe. Yesu alisema kwamba damu yake ilikuwa damu ya agano jipya. Kama vile damu kwenye madhabahu na kwa watu katika wakati wa Musa ilifanya agano la kwanza rasmi, kifo cha Yesu kinafanya agano jipya kati ya Mungu na watu kuwa rasmi. Agano jipya ni ahadi kubwa kutoka kwa Mungu kwamba wataokolewa ikiwa watamwamini Mungu.</w:t>
-      </w:r>
-    </w:p>
-    <w:p>
-      <w:pPr/>
-      <w:r>
-        <w:rPr>
-          <w:lang w:val="sw_KE" w:bidi="sw_KE"/>
-        </w:rPr>
-      </w:r>
-      <w:r>
-        <w:rPr>
-          <w:b/>
-          <w:lang w:val="sw_KE" w:bidi="sw_KE"/>
-        </w:rPr>
-        <w:t>Wakati wa kutafsiri agano, kuwa mwangalifu kuhusu mambo yafwatayo:</w:t>
-      </w:r>
-    </w:p>
-    <w:p>
-      <w:pPr/>
-      <w:r>
-        <w:rPr>
-          <w:lang w:val="sw_KE" w:bidi="sw_KE"/>
-        </w:rPr>
-      </w:r>
-      <w:r>
-        <w:rPr>
-          <w:lang w:val="sw_KE" w:bidi="sw_KE"/>
-        </w:rPr>
-        <w:t>Utamaduni wako unaweza kuwa na neno au kifungu cha agano ambalo ni sawa na agano katika Biblia. Lugha zingine zinatumia lugha ya picha kuelezea watu wanaofanya agano. Je, watu wanafanya shughuli fulani wanapotoa ahadi ya dhati kwa kila mmoja? Ikiwa ndivyo, hii inaweza kukusaidia kuamua juu ya muda wa agano.</w:t>
-      </w:r>
-    </w:p>
-    <w:p>
-      <w:pPr/>
-      <w:r>
-        <w:rPr>
-          <w:lang w:val="sw_KE" w:bidi="sw_KE"/>
-        </w:rPr>
-      </w:r>
-      <w:r>
-        <w:rPr>
-          <w:lang w:val="sw_KE" w:bidi="sw_KE"/>
-        </w:rPr>
-        <w:t>Chaguo za kutafsiri agano zinaweza kuwa:</w:t>
-      </w:r>
-      <w:r>
-        <w:rPr>
-          <w:lang w:val="sw_KE" w:bidi="sw_KE"/>
-        </w:rPr>
-      </w:r>
-      <w:r>
-        <w:rPr>
-          <w:lang w:val="sw_KE" w:bidi="sw_KE"/>
-        </w:rPr>
-      </w:r>
-    </w:p>
-    <w:p>
-      <w:pPr/>
-      <w:r>
-        <w:rPr>
-          <w:lang w:val="sw_KE" w:bidi="sw_KE"/>
-        </w:rPr>
-      </w:r>
-    </w:p>
-    <w:p>
-      <w:pPr>
-        <w:pStyle w:val="Heading2"/>
-      </w:pPr>
-      <w:r>
-        <w:rPr>
-          <w:lang w:val="sw_KE" w:bidi="sw_KE"/>
-        </w:rPr>
-        <w:t>akida</w:t>
-      </w:r>
-      <w:r>
-        <w:rPr>
-          <w:lang w:val="sw_KE" w:bidi="sw_KE"/>
-        </w:rPr>
-      </w:r>
-    </w:p>
-    <w:p>
-      <w:pPr/>
-      <w:r>
-        <w:rPr>
-          <w:lang w:val="sw_KE" w:bidi="sw_KE"/>
-        </w:rPr>
-      </w:r>
-      <w:r>
-        <w:rPr>
-          <w:lang w:val="sw_KE" w:bidi="sw_KE"/>
-        </w:rPr>
-        <w:t>Jemadari ni afisa wa kijeshi wa kirumi ambaye anaamuru kikundi cha askari mia moja.</w:t>
-      </w:r>
-      <w:r>
-        <w:rPr>
-          <w:lang w:val="sw_KE" w:bidi="sw_KE"/>
-        </w:rPr>
-      </w:r>
-      <w:r>
-        <w:rPr>
-          <w:lang w:val="sw_KE" w:bidi="sw_KE"/>
-        </w:rPr>
-      </w:r>
-    </w:p>
-    <w:p>
-      <w:pPr/>
-      <w:r>
-        <w:rPr>
-          <w:lang w:val="sw_KE" w:bidi="sw_KE"/>
-        </w:rPr>
-      </w:r>
-    </w:p>
-    <w:p>
-      <w:pPr>
-        <w:pStyle w:val="Heading2"/>
-      </w:pPr>
-      <w:r>
-        <w:rPr>
-          <w:lang w:val="sw_KE" w:bidi="sw_KE"/>
-        </w:rPr>
-        <w:t>akili</w:t>
-      </w:r>
-      <w:r>
-        <w:rPr>
-          <w:lang w:val="sw_KE" w:bidi="sw_KE"/>
-        </w:rPr>
-      </w:r>
-    </w:p>
-    <w:p>
-      <w:pPr/>
-      <w:r>
-        <w:rPr>
-          <w:lang w:val="sw_KE" w:bidi="sw_KE"/>
-        </w:rPr>
-      </w:r>
-      <w:r>
-        <w:rPr>
-          <w:lang w:val="sw_KE" w:bidi="sw_KE"/>
-        </w:rPr>
-        <w:t xml:space="preserve">Akili </w:t>
-      </w:r>
-      <w:r>
-        <w:rPr>
-          <w:b/>
-          <w:lang w:val="sw_KE" w:bidi="sw_KE"/>
-        </w:rPr>
-        <w:t>inarejele</w:t>
-      </w:r>
-      <w:r>
-        <w:rPr>
-          <w:lang w:val="sw_KE" w:bidi="sw_KE"/>
-        </w:rPr>
-        <w:t xml:space="preserve">a mawazo, ufahamu na werevu wa mtu. Katika </w:t>
-      </w:r>
-      <w:hyperlink r:id="rId22">
-        <w:r>
-          <w:rPr>
-            <w:lang w:val="sw_KE" w:bidi="sw_KE"/>
-          </w:rPr>
-          <w:rPr>
-            <w:color w:val="0000EE"/>
-            <w:u w:val="single"/>
-          </w:rPr>
-          <w:t>Kiebrania</w:t>
-        </w:r>
-      </w:hyperlink>
-      <w:r>
-        <w:rPr>
-          <w:lang w:val="sw_KE" w:bidi="sw_KE"/>
-        </w:rPr>
-        <w:t>, lugha ya Agano la Kale, neno la "moyo" ni sawa na neno la "</w:t>
-      </w:r>
-      <w:hyperlink r:id="rId24">
-        <w:r>
-          <w:rPr>
-            <w:lang w:val="sw_KE" w:bidi="sw_KE"/>
-          </w:rPr>
-          <w:rPr>
-            <w:color w:val="0000EE"/>
-            <w:u w:val="single"/>
-          </w:rPr>
-          <w:t>akili</w:t>
-        </w:r>
-      </w:hyperlink>
-      <w:r>
-        <w:rPr>
-          <w:lang w:val="sw_KE" w:bidi="sw_KE"/>
-        </w:rPr>
-        <w:t xml:space="preserve">." Katika </w:t>
-      </w:r>
-      <w:r>
-        <w:rPr>
-          <w:b/>
-          <w:lang w:val="sw_KE" w:bidi="sw_KE"/>
-        </w:rPr>
-        <w:t>Kigiriki</w:t>
-      </w:r>
-      <w:r>
-        <w:rPr>
-          <w:lang w:val="sw_KE" w:bidi="sw_KE"/>
-        </w:rPr>
-        <w:t>, lugha ya Agano Jipya, akili ni tofauti kidogo na moyo. Kwa Kigiriki, neno "moyo" lina msisitizo zaidi kidogo kwa hisia, wakati neno "akili" lina msisitizo zaidi kwa mawazo, akili, na mapenzi ya mtu.</w:t>
-      </w:r>
-    </w:p>
-    <w:p>
-      <w:pPr/>
-      <w:r>
-        <w:rPr>
-          <w:lang w:val="sw_KE" w:bidi="sw_KE"/>
-        </w:rPr>
-      </w:r>
-      <w:r>
-        <w:rPr>
-          <w:b/>
-          <w:lang w:val="sw_KE" w:bidi="sw_KE"/>
-        </w:rPr>
-        <w:t>Wakati wa kutafsiri maombi kuwa mwangalifu kuhusu mambo yafuatayo:</w:t>
-      </w:r>
-    </w:p>
-    <w:p>
-      <w:pPr/>
-      <w:r>
-        <w:rPr>
-          <w:lang w:val="sw_KE" w:bidi="sw_KE"/>
-        </w:rPr>
-      </w:r>
-      <w:r>
-        <w:rPr>
-          <w:lang w:val="sw_KE" w:bidi="sw_KE"/>
-        </w:rPr>
-        <w:t>Tafadhali kumbuka kwamba pia unahitaji kuwa na neno la "akili," "nafsi," na kwa "roho." Maneno moyo, akili, nafsi, na roho yote yanahusiana na sehemu ya ndani, isiyoonekana ya mtu, lakini kila mmoja wao ana matumizi tofauti kidogo. Unaweza kutaka kusikiliza maelezo ya kila moja ya maneno haya, kisha jadili maneno haya yote manne pamoja. Kisha unaweza kufanya uamuzi kuhusu jinsi utakavyotafsiri kila moja ya maneno haya. Lakini kumbuka kwamba katika kila kifungu utalazimika kufikiria tena ikiwa umechagua tafsiri inayofaa.</w:t>
-      </w:r>
-    </w:p>
-    <w:p>
-      <w:pPr/>
-      <w:r>
-        <w:rPr>
-          <w:lang w:val="sw_KE" w:bidi="sw_KE"/>
-        </w:rPr>
-      </w:r>
-      <w:r>
-        <w:rPr>
-          <w:lang w:val="sw_KE" w:bidi="sw_KE"/>
-        </w:rPr>
-        <w:t>Kwa muhtasari:</w:t>
-      </w:r>
-      <w:r>
-        <w:rPr>
-          <w:lang w:val="sw_KE" w:bidi="sw_KE"/>
-        </w:rPr>
-      </w:r>
-      <w:r>
-        <w:rPr>
-          <w:lang w:val="sw_KE" w:bidi="sw_KE"/>
-        </w:rPr>
-      </w:r>
-    </w:p>
-    <w:p>
-      <w:pPr/>
-      <w:r>
-        <w:rPr>
-          <w:lang w:val="sw_KE" w:bidi="sw_KE"/>
-        </w:rPr>
-      </w:r>
-    </w:p>
-    <w:p>
-      <w:pPr>
-        <w:pStyle w:val="Heading2"/>
-      </w:pPr>
-      <w:r>
-        <w:rPr>
-          <w:lang w:val="sw_KE" w:bidi="sw_KE"/>
-        </w:rPr>
-        <w:t>amani</w:t>
-      </w:r>
-      <w:r>
-        <w:rPr>
-          <w:lang w:val="sw_KE" w:bidi="sw_KE"/>
-        </w:rPr>
-      </w:r>
-    </w:p>
-    <w:p>
-      <w:pPr/>
-      <w:r>
-        <w:rPr>
-          <w:lang w:val="sw_KE" w:bidi="sw_KE"/>
-        </w:rPr>
-      </w:r>
-      <w:r>
-        <w:rPr>
-          <w:lang w:val="sw_KE" w:bidi="sw_KE"/>
-        </w:rPr>
-        <w:t xml:space="preserve">Watu wanapoishi kwa maelewano na kila mmoja bila kupigana, wanaishi kwa </w:t>
-      </w:r>
-      <w:r>
-        <w:rPr>
-          <w:b/>
-          <w:lang w:val="sw_KE" w:bidi="sw_KE"/>
-        </w:rPr>
-        <w:t>amani</w:t>
-      </w:r>
-      <w:r>
-        <w:rPr>
-          <w:lang w:val="sw_KE" w:bidi="sw_KE"/>
-        </w:rPr>
-        <w:t>. Lakini Biblia inapozungumza kuhusu amani, hii inamaanisha zaidi kuliko kukosekana tu kwa mapigano. Inamaanisha kwamba kuna kizuri sana!</w:t>
-      </w:r>
-    </w:p>
-    <w:p>
-      <w:pPr/>
-      <w:r>
-        <w:rPr>
-          <w:lang w:val="sw_KE" w:bidi="sw_KE"/>
-        </w:rPr>
-      </w:r>
-      <w:r>
-        <w:rPr>
-          <w:lang w:val="sw_KE" w:bidi="sw_KE"/>
-        </w:rPr>
-        <w:t>Watu wanapoishi kwa amani, ni vizuri kabisa. Wana maisha kamili, na wanaishi kwa maelewano na kila mmoja, na asili, na muhimu zaidi, na Mungu! Mtu ambaye anaishi kwa amani anaridhika.</w:t>
-      </w:r>
-    </w:p>
-    <w:p>
-      <w:pPr/>
-      <w:r>
-        <w:rPr>
-          <w:lang w:val="sw_KE" w:bidi="sw_KE"/>
-        </w:rPr>
-      </w:r>
-      <w:r>
-        <w:rPr>
-          <w:lang w:val="sw_KE" w:bidi="sw_KE"/>
-        </w:rPr>
-        <w:t>Jamii ambayo ina amani inamaanisha kwamba watu wote katika jamii wameridhika, na wanaishi kwa maelewano na kila mmoja na kwa Mungu.</w:t>
-      </w:r>
-    </w:p>
-    <w:p>
-      <w:pPr/>
-      <w:r>
-        <w:rPr>
-          <w:lang w:val="sw_KE" w:bidi="sw_KE"/>
-        </w:rPr>
-      </w:r>
-      <w:r>
-        <w:rPr>
-          <w:lang w:val="sw_KE" w:bidi="sw_KE"/>
-        </w:rPr>
-        <w:t xml:space="preserve">Kwa sababu watu ni kuasi sana kwa Mungu, hawakuweza kuishi kwa amani na Mungu. Wakawa maadui wa Mungu. Kama matokeo ya hiyo, watu walikabiliwa na matatizo mengi na shida. Lakini kwa sababu ya dhabihu ya Yesu, Mungu alifanya iwezekanavyo tena kwa watu kuwa na amani na Mungu. Yesu anaporudi, ufalme wa </w:t>
-      </w:r>
-      <w:hyperlink r:id="rId20">
-        <w:r>
-          <w:rPr>
-            <w:lang w:val="sw_KE" w:bidi="sw_KE"/>
-          </w:rPr>
-          <w:rPr>
-            <w:color w:val="0000EE"/>
-            <w:u w:val="single"/>
-          </w:rPr>
-          <w:t>Mungu</w:t>
-        </w:r>
-      </w:hyperlink>
-      <w:r>
-        <w:rPr>
-          <w:lang w:val="sw_KE" w:bidi="sw_KE"/>
-        </w:rPr>
-        <w:t xml:space="preserve"> utaanzishwa na kutakuwa na amani. Kutakuwa na maelewano kamili kati ya Mungu na watu, kati ya watu na watu, na kati ya watu na asili. Hadi wakati huo, watu wa Mungu wanaweza kuvumilia mateso na ugumu, kwa sababu wanajua kwamba wana amani na Mungu.</w:t>
-      </w:r>
-      <w:r>
-        <w:rPr>
-          <w:lang w:val="sw_KE" w:bidi="sw_KE"/>
-        </w:rPr>
-      </w:r>
-      <w:r>
-        <w:rPr>
-          <w:lang w:val="sw_KE" w:bidi="sw_KE"/>
-        </w:rPr>
-      </w:r>
-    </w:p>
-    <w:p>
-      <w:pPr/>
-      <w:r>
-        <w:rPr>
-          <w:lang w:val="sw_KE" w:bidi="sw_KE"/>
-        </w:rPr>
-      </w:r>
-    </w:p>
-    <w:p>
-      <w:pPr>
-        <w:pStyle w:val="Heading2"/>
-      </w:pPr>
-      <w:r>
-        <w:rPr>
-          <w:lang w:val="sw_KE" w:bidi="sw_KE"/>
-        </w:rPr>
-        <w:t>amina</w:t>
-      </w:r>
-      <w:r>
-        <w:rPr>
-          <w:lang w:val="sw_KE" w:bidi="sw_KE"/>
-        </w:rPr>
-      </w:r>
-    </w:p>
-    <w:p>
-      <w:pPr/>
-      <w:r>
-        <w:rPr>
-          <w:lang w:val="sw_KE" w:bidi="sw_KE"/>
-        </w:rPr>
-      </w:r>
-      <w:r>
-        <w:rPr>
-          <w:b/>
-          <w:lang w:val="sw_KE" w:bidi="sw_KE"/>
-        </w:rPr>
-        <w:t>Amina</w:t>
-      </w:r>
-      <w:r>
-        <w:rPr>
-          <w:lang w:val="sw_KE" w:bidi="sw_KE"/>
-        </w:rPr>
-        <w:t xml:space="preserve"> ni neno la </w:t>
-      </w:r>
-      <w:hyperlink r:id="rId22">
-        <w:r>
-          <w:rPr>
-            <w:lang w:val="sw_KE" w:bidi="sw_KE"/>
-          </w:rPr>
-          <w:rPr>
-            <w:color w:val="0000EE"/>
-            <w:u w:val="single"/>
-          </w:rPr>
-          <w:t>Kiebrania</w:t>
-        </w:r>
-      </w:hyperlink>
-      <w:r>
-        <w:rPr>
-          <w:lang w:val="sw_KE" w:bidi="sw_KE"/>
-        </w:rPr>
-        <w:t>. Kulingana na wakati unatumiwa, inaweza kumaanisha kitu kama, "Ninakubali hili," "Na iwe kweli," "Hakika," au "Kweli."</w:t>
-      </w:r>
-    </w:p>
-    <w:p>
-      <w:pPr/>
-      <w:r>
-        <w:rPr>
-          <w:lang w:val="sw_KE" w:bidi="sw_KE"/>
-        </w:rPr>
-      </w:r>
-      <w:r>
-        <w:rPr>
-          <w:lang w:val="sw_KE" w:bidi="sw_KE"/>
-        </w:rPr>
-        <w:t xml:space="preserve">Mtu anapokuambia kwamba kitu kizuri kitatokea, unaweza kujibu kwa kusema "Amina!" Hii inamaanisha kwamba unasema kwamba unatumaini na </w:t>
-      </w:r>
-      <w:r>
-        <w:rPr>
-          <w:b/>
-          <w:lang w:val="sw_KE" w:bidi="sw_KE"/>
-        </w:rPr>
-        <w:t>kuamini</w:t>
-      </w:r>
-      <w:r>
-        <w:rPr>
-          <w:lang w:val="sw_KE" w:bidi="sw_KE"/>
-        </w:rPr>
-        <w:t xml:space="preserve"> kwamba itakuwa kweli.</w:t>
-      </w:r>
-    </w:p>
-    <w:p>
-      <w:pPr/>
-      <w:r>
-        <w:rPr>
-          <w:lang w:val="sw_KE" w:bidi="sw_KE"/>
-        </w:rPr>
-      </w:r>
-      <w:r>
-        <w:rPr>
-          <w:lang w:val="sw_KE" w:bidi="sw_KE"/>
-        </w:rPr>
         <w:t xml:space="preserve">Mtu anapotoa </w:t>
       </w:r>
       <w:r>
         <w:rPr>
-          <w:b/>
           <w:lang w:val="sw_KE" w:bidi="sw_KE"/>
         </w:rPr>
         <w:t>maombi</w:t>
